--- a/docs/系统设计说明书.docx
+++ b/docs/系统设计说明书.docx
@@ -95,7 +95,7 @@
           <w:sz w:val="24"/>
           <w:lang w:eastAsia="zh-CN"/>
         </w:rPr>
-        <w:t>版本：V1.0</w:t>
+        <w:t>版本：V1.2</w:t>
       </w:r>
       <w:r>
         <w:rPr>
@@ -103,7 +103,7 @@
           <w:lang w:eastAsia="zh-CN"/>
         </w:rPr>
         <w:br/>
-        <w:t>日期：2026年07月23日</w:t>
+        <w:t>日期：2026年07月24日</w:t>
       </w:r>
       <w:r>
         <w:rPr>
@@ -111,7 +111,7 @@
           <w:lang w:eastAsia="zh-CN"/>
         </w:rPr>
         <w:br/>
-        <w:t>状态：初稿</w:t>
+        <w:t>状态：更新</w:t>
       </w:r>
     </w:p>
     <w:p>
@@ -132,7 +132,7 @@
       <w:pPr>
         <w:pStyle w:val="1"/>
       </w:pPr>
-      <w:bookmarkStart w:id="0" w:name="_Toc235777907"/>
+      <w:bookmarkStart w:id="0" w:name="_Toc235780943"/>
       <w:r>
         <w:rPr>
           <w:rFonts w:ascii="黑体" w:eastAsia="黑体" w:hAnsi="黑体"/>
@@ -330,12 +330,21 @@
         </w:tc>
       </w:tr>
       <w:tr>
-        <w:tc>
-          <w:tcPr>
-            <w:tcW w:type="dxa" w:w="2158"/>
-          </w:tcPr>
-          <w:p>
-            <w:r/>
+        <w:trPr>
+          <w:cnfStyle w:val="000000010000" w:firstRow="0" w:lastRow="0" w:firstColumn="0" w:lastColumn="0" w:oddVBand="0" w:evenVBand="0" w:oddHBand="0" w:evenHBand="1" w:firstRowFirstColumn="0" w:firstRowLastColumn="0" w:lastRowFirstColumn="0" w:lastRowLastColumn="0"/>
+          <w:jc w:val="center"/>
+        </w:trPr>
+        <w:tc>
+          <w:tcPr>
+            <w:cnfStyle w:val="001000000000" w:firstRow="0" w:lastRow="0" w:firstColumn="1" w:lastColumn="0" w:oddVBand="0" w:evenVBand="0" w:oddHBand="0" w:evenHBand="0" w:firstRowFirstColumn="0" w:firstRowLastColumn="0" w:lastRowFirstColumn="0" w:lastRowLastColumn="0"/>
+            <w:tcW w:w="2158" w:type="dxa"/>
+          </w:tcPr>
+          <w:p>
+            <w:pPr>
+              <w:rPr>
+                <w:rFonts w:hint="eastAsia"/>
+              </w:rPr>
+            </w:pPr>
             <w:r>
               <w:rPr>
                 <w:sz w:val="18"/>
@@ -346,10 +355,15 @@
         </w:tc>
         <w:tc>
           <w:tcPr>
-            <w:tcW w:type="dxa" w:w="2158"/>
-          </w:tcPr>
-          <w:p>
-            <w:r/>
+            <w:tcW w:w="2158" w:type="dxa"/>
+          </w:tcPr>
+          <w:p>
+            <w:pPr>
+              <w:cnfStyle w:val="000000010000" w:firstRow="0" w:lastRow="0" w:firstColumn="0" w:lastColumn="0" w:oddVBand="0" w:evenVBand="0" w:oddHBand="0" w:evenHBand="1" w:firstRowFirstColumn="0" w:firstRowLastColumn="0" w:lastRowFirstColumn="0" w:lastRowLastColumn="0"/>
+              <w:rPr>
+                <w:rFonts w:hint="eastAsia"/>
+              </w:rPr>
+            </w:pPr>
             <w:r>
               <w:rPr>
                 <w:sz w:val="18"/>
@@ -360,10 +374,15 @@
         </w:tc>
         <w:tc>
           <w:tcPr>
-            <w:tcW w:type="dxa" w:w="2158"/>
-          </w:tcPr>
-          <w:p>
-            <w:r/>
+            <w:tcW w:w="2158" w:type="dxa"/>
+          </w:tcPr>
+          <w:p>
+            <w:pPr>
+              <w:cnfStyle w:val="000000010000" w:firstRow="0" w:lastRow="0" w:firstColumn="0" w:lastColumn="0" w:oddVBand="0" w:evenVBand="0" w:oddHBand="0" w:evenHBand="1" w:firstRowFirstColumn="0" w:firstRowLastColumn="0" w:lastRowFirstColumn="0" w:lastRowLastColumn="0"/>
+              <w:rPr>
+                <w:rFonts w:hint="eastAsia"/>
+              </w:rPr>
+            </w:pPr>
             <w:r>
               <w:rPr>
                 <w:sz w:val="18"/>
@@ -374,15 +393,94 @@
         </w:tc>
         <w:tc>
           <w:tcPr>
-            <w:tcW w:type="dxa" w:w="2158"/>
-          </w:tcPr>
-          <w:p>
-            <w:r/>
+            <w:tcW w:w="2158" w:type="dxa"/>
+          </w:tcPr>
+          <w:p>
+            <w:pPr>
+              <w:cnfStyle w:val="000000010000" w:firstRow="0" w:lastRow="0" w:firstColumn="0" w:lastColumn="0" w:oddVBand="0" w:evenVBand="0" w:oddHBand="0" w:evenHBand="1" w:firstRowFirstColumn="0" w:firstRowLastColumn="0" w:lastRowFirstColumn="0" w:lastRowLastColumn="0"/>
+              <w:rPr>
+                <w:rFonts w:hint="eastAsia"/>
+              </w:rPr>
+            </w:pPr>
             <w:r>
               <w:rPr>
                 <w:sz w:val="18"/>
               </w:rPr>
               <w:t>同步代码v4版本：更新数据库表（新增collected_events）、API端点计数、数据采集周期（30min→5min）、新增历史灾害种子数据、Dashboard新UI功能</w:t>
+            </w:r>
+          </w:p>
+        </w:tc>
+      </w:tr>
+      <w:tr>
+        <w:trPr>
+          <w:cnfStyle w:val="000000100000" w:firstRow="0" w:lastRow="0" w:firstColumn="0" w:lastColumn="0" w:oddVBand="0" w:evenVBand="0" w:oddHBand="1" w:evenHBand="0" w:firstRowFirstColumn="0" w:firstRowLastColumn="0" w:lastRowFirstColumn="0" w:lastRowLastColumn="0"/>
+          <w:jc w:val="center"/>
+        </w:trPr>
+        <w:tc>
+          <w:tcPr>
+            <w:cnfStyle w:val="001000000000" w:firstRow="0" w:lastRow="0" w:firstColumn="1" w:lastColumn="0" w:oddVBand="0" w:evenVBand="0" w:oddHBand="0" w:evenHBand="0" w:firstRowFirstColumn="0" w:firstRowLastColumn="0" w:lastRowFirstColumn="0" w:lastRowLastColumn="0"/>
+            <w:tcW w:w="2158" w:type="dxa"/>
+          </w:tcPr>
+          <w:p>
+            <w:pPr>
+              <w:rPr>
+                <w:rFonts w:hint="eastAsia"/>
+              </w:rPr>
+            </w:pPr>
+            <w:r>
+              <w:t>V1.2</w:t>
+            </w:r>
+          </w:p>
+        </w:tc>
+        <w:tc>
+          <w:tcPr>
+            <w:tcW w:w="2158" w:type="dxa"/>
+          </w:tcPr>
+          <w:p>
+            <w:pPr>
+              <w:cnfStyle w:val="000000100000" w:firstRow="0" w:lastRow="0" w:firstColumn="0" w:lastColumn="0" w:oddVBand="0" w:evenVBand="0" w:oddHBand="1" w:evenHBand="0" w:firstRowFirstColumn="0" w:firstRowLastColumn="0" w:lastRowFirstColumn="0" w:lastRowLastColumn="0"/>
+              <w:rPr>
+                <w:rFonts w:hint="eastAsia"/>
+              </w:rPr>
+            </w:pPr>
+            <w:r>
+              <w:t>2026年07月24日</w:t>
+            </w:r>
+          </w:p>
+        </w:tc>
+        <w:tc>
+          <w:tcPr>
+            <w:tcW w:w="2158" w:type="dxa"/>
+          </w:tcPr>
+          <w:p>
+            <w:pPr>
+              <w:cnfStyle w:val="000000100000" w:firstRow="0" w:lastRow="0" w:firstColumn="0" w:lastColumn="0" w:oddVBand="0" w:evenVBand="0" w:oddHBand="1" w:evenHBand="0" w:firstRowFirstColumn="0" w:firstRowLastColumn="0" w:lastRowFirstColumn="0" w:lastRowLastColumn="0"/>
+              <w:rPr>
+                <w:rFonts w:hint="eastAsia"/>
+              </w:rPr>
+            </w:pPr>
+            <w:r>
+              <w:t>项目组</w:t>
+            </w:r>
+          </w:p>
+        </w:tc>
+        <w:tc>
+          <w:tcPr>
+            <w:tcW w:w="2158" w:type="dxa"/>
+          </w:tcPr>
+          <w:p>
+            <w:pPr>
+              <w:cnfStyle w:val="000000100000" w:firstRow="0" w:lastRow="0" w:firstColumn="0" w:lastColumn="0" w:oddVBand="0" w:evenVBand="0" w:oddHBand="1" w:evenHBand="0" w:firstRowFirstColumn="0" w:firstRowLastColumn="0" w:lastRowFirstColumn="0" w:lastRowLastColumn="0"/>
+              <w:rPr>
+                <w:rFonts w:hint="eastAsia"/>
+                <w:lang w:eastAsia="zh-CN"/>
+              </w:rPr>
+            </w:pPr>
+            <w:r>
+              <w:rPr>
+                <w:lang w:eastAsia="zh-CN"/>
+              </w:rPr>
+              <w:t>新增第9章测试体系设计（测试架构、目录结构、CI/CD配置、测试数据管理），更新版本号至V1.2</w:t>
             </w:r>
           </w:p>
         </w:tc>
@@ -392,7 +490,7 @@
       <w:pPr>
         <w:pStyle w:val="1"/>
       </w:pPr>
-      <w:bookmarkStart w:id="1" w:name="_Toc235777908"/>
+      <w:bookmarkStart w:id="1" w:name="_Toc235780944"/>
       <w:r>
         <w:rPr>
           <w:rFonts w:ascii="黑体" w:eastAsia="黑体" w:hAnsi="黑体"/>
@@ -427,7 +525,7 @@
       <w:r>
         <w:fldChar w:fldCharType="separate"/>
       </w:r>
-      <w:hyperlink w:anchor="_Toc235777907" w:history="1">
+      <w:hyperlink w:anchor="_Toc235780943" w:history="1">
         <w:r>
           <w:rPr>
             <w:rStyle w:val="aff9"/>
@@ -465,7 +563,7 @@
             <w:noProof/>
             <w:webHidden/>
           </w:rPr>
-          <w:instrText>PAGEREF _Toc235777907 \h</w:instrText>
+          <w:instrText>PAGEREF _Toc235780943 \h</w:instrText>
         </w:r>
         <w:r>
           <w:rPr>
@@ -524,7 +622,7 @@
           <w14:ligatures w14:val="standardContextual"/>
         </w:rPr>
       </w:pPr>
-      <w:hyperlink w:anchor="_Toc235777908" w:history="1">
+      <w:hyperlink w:anchor="_Toc235780944" w:history="1">
         <w:r>
           <w:rPr>
             <w:rStyle w:val="aff9"/>
@@ -562,7 +660,7 @@
             <w:noProof/>
             <w:webHidden/>
           </w:rPr>
-          <w:instrText>PAGEREF _Toc235777908 \h</w:instrText>
+          <w:instrText>PAGEREF _Toc235780944 \h</w:instrText>
         </w:r>
         <w:r>
           <w:rPr>
@@ -621,7 +719,7 @@
           <w14:ligatures w14:val="standardContextual"/>
         </w:rPr>
       </w:pPr>
-      <w:hyperlink w:anchor="_Toc235777909" w:history="1">
+      <w:hyperlink w:anchor="_Toc235780945" w:history="1">
         <w:r>
           <w:rPr>
             <w:rStyle w:val="aff9"/>
@@ -660,7 +758,7 @@
             <w:noProof/>
             <w:webHidden/>
           </w:rPr>
-          <w:instrText>PAGEREF _Toc235777909 \h</w:instrText>
+          <w:instrText>PAGEREF _Toc235780945 \h</w:instrText>
         </w:r>
         <w:r>
           <w:rPr>
@@ -691,7 +789,7 @@
             <w:noProof/>
             <w:webHidden/>
           </w:rPr>
-          <w:t>5</w:t>
+          <w:t>6</w:t>
         </w:r>
         <w:r>
           <w:rPr>
@@ -719,7 +817,7 @@
           <w14:ligatures w14:val="standardContextual"/>
         </w:rPr>
       </w:pPr>
-      <w:hyperlink w:anchor="_Toc235777910" w:history="1">
+      <w:hyperlink w:anchor="_Toc235780946" w:history="1">
         <w:r>
           <w:rPr>
             <w:rStyle w:val="aff9"/>
@@ -758,7 +856,7 @@
             <w:noProof/>
             <w:webHidden/>
           </w:rPr>
-          <w:instrText>PAGEREF _Toc235777910 \h</w:instrText>
+          <w:instrText>PAGEREF _Toc235780946 \h</w:instrText>
         </w:r>
         <w:r>
           <w:rPr>
@@ -789,7 +887,7 @@
             <w:noProof/>
             <w:webHidden/>
           </w:rPr>
-          <w:t>5</w:t>
+          <w:t>6</w:t>
         </w:r>
         <w:r>
           <w:rPr>
@@ -817,7 +915,7 @@
           <w14:ligatures w14:val="standardContextual"/>
         </w:rPr>
       </w:pPr>
-      <w:hyperlink w:anchor="_Toc235777911" w:history="1">
+      <w:hyperlink w:anchor="_Toc235780947" w:history="1">
         <w:r>
           <w:rPr>
             <w:rStyle w:val="aff9"/>
@@ -856,7 +954,7 @@
             <w:noProof/>
             <w:webHidden/>
           </w:rPr>
-          <w:instrText>PAGEREF _Toc235777911 \h</w:instrText>
+          <w:instrText>PAGEREF _Toc235780947 \h</w:instrText>
         </w:r>
         <w:r>
           <w:rPr>
@@ -887,7 +985,7 @@
             <w:noProof/>
             <w:webHidden/>
           </w:rPr>
-          <w:t>5</w:t>
+          <w:t>6</w:t>
         </w:r>
         <w:r>
           <w:rPr>
@@ -915,7 +1013,7 @@
           <w14:ligatures w14:val="standardContextual"/>
         </w:rPr>
       </w:pPr>
-      <w:hyperlink w:anchor="_Toc235777912" w:history="1">
+      <w:hyperlink w:anchor="_Toc235780948" w:history="1">
         <w:r>
           <w:rPr>
             <w:rStyle w:val="aff9"/>
@@ -953,7 +1051,7 @@
             <w:noProof/>
             <w:webHidden/>
           </w:rPr>
-          <w:instrText>PAGEREF _Toc235777912 \h</w:instrText>
+          <w:instrText>PAGEREF _Toc235780948 \h</w:instrText>
         </w:r>
         <w:r>
           <w:rPr>
@@ -984,7 +1082,7 @@
             <w:noProof/>
             <w:webHidden/>
           </w:rPr>
-          <w:t>5</w:t>
+          <w:t>6</w:t>
         </w:r>
         <w:r>
           <w:rPr>
@@ -1012,7 +1110,7 @@
           <w14:ligatures w14:val="standardContextual"/>
         </w:rPr>
       </w:pPr>
-      <w:hyperlink w:anchor="_Toc235777913" w:history="1">
+      <w:hyperlink w:anchor="_Toc235780949" w:history="1">
         <w:r>
           <w:rPr>
             <w:rStyle w:val="aff9"/>
@@ -1050,7 +1148,7 @@
             <w:noProof/>
             <w:webHidden/>
           </w:rPr>
-          <w:instrText>PAGEREF _Toc235777913 \h</w:instrText>
+          <w:instrText>PAGEREF _Toc235780949 \h</w:instrText>
         </w:r>
         <w:r>
           <w:rPr>
@@ -1081,7 +1179,7 @@
             <w:noProof/>
             <w:webHidden/>
           </w:rPr>
-          <w:t>6</w:t>
+          <w:t>7</w:t>
         </w:r>
         <w:r>
           <w:rPr>
@@ -1109,7 +1207,7 @@
           <w14:ligatures w14:val="standardContextual"/>
         </w:rPr>
       </w:pPr>
-      <w:hyperlink w:anchor="_Toc235777914" w:history="1">
+      <w:hyperlink w:anchor="_Toc235780950" w:history="1">
         <w:r>
           <w:rPr>
             <w:rStyle w:val="aff9"/>
@@ -1148,7 +1246,7 @@
             <w:noProof/>
             <w:webHidden/>
           </w:rPr>
-          <w:instrText>PAGEREF _Toc235777914 \h</w:instrText>
+          <w:instrText>PAGEREF _Toc235780950 \h</w:instrText>
         </w:r>
         <w:r>
           <w:rPr>
@@ -1179,7 +1277,7 @@
             <w:noProof/>
             <w:webHidden/>
           </w:rPr>
-          <w:t>7</w:t>
+          <w:t>8</w:t>
         </w:r>
         <w:r>
           <w:rPr>
@@ -1207,7 +1305,7 @@
           <w14:ligatures w14:val="standardContextual"/>
         </w:rPr>
       </w:pPr>
-      <w:hyperlink w:anchor="_Toc235777915" w:history="1">
+      <w:hyperlink w:anchor="_Toc235780951" w:history="1">
         <w:r>
           <w:rPr>
             <w:rStyle w:val="aff9"/>
@@ -1246,7 +1344,7 @@
             <w:noProof/>
             <w:webHidden/>
           </w:rPr>
-          <w:instrText>PAGEREF _Toc235777915 \h</w:instrText>
+          <w:instrText>PAGEREF _Toc235780951 \h</w:instrText>
         </w:r>
         <w:r>
           <w:rPr>
@@ -1277,7 +1375,7 @@
             <w:noProof/>
             <w:webHidden/>
           </w:rPr>
-          <w:t>7</w:t>
+          <w:t>8</w:t>
         </w:r>
         <w:r>
           <w:rPr>
@@ -1305,7 +1403,7 @@
           <w14:ligatures w14:val="standardContextual"/>
         </w:rPr>
       </w:pPr>
-      <w:hyperlink w:anchor="_Toc235777916" w:history="1">
+      <w:hyperlink w:anchor="_Toc235780952" w:history="1">
         <w:r>
           <w:rPr>
             <w:rStyle w:val="aff9"/>
@@ -1344,7 +1442,7 @@
             <w:noProof/>
             <w:webHidden/>
           </w:rPr>
-          <w:instrText>PAGEREF _Toc235777916 \h</w:instrText>
+          <w:instrText>PAGEREF _Toc235780952 \h</w:instrText>
         </w:r>
         <w:r>
           <w:rPr>
@@ -1375,7 +1473,7 @@
             <w:noProof/>
             <w:webHidden/>
           </w:rPr>
-          <w:t>7</w:t>
+          <w:t>8</w:t>
         </w:r>
         <w:r>
           <w:rPr>
@@ -1403,7 +1501,7 @@
           <w14:ligatures w14:val="standardContextual"/>
         </w:rPr>
       </w:pPr>
-      <w:hyperlink w:anchor="_Toc235777917" w:history="1">
+      <w:hyperlink w:anchor="_Toc235780953" w:history="1">
         <w:r>
           <w:rPr>
             <w:rStyle w:val="aff9"/>
@@ -1442,7 +1540,7 @@
             <w:noProof/>
             <w:webHidden/>
           </w:rPr>
-          <w:instrText>PAGEREF _Toc235777917 \h</w:instrText>
+          <w:instrText>PAGEREF _Toc235780953 \h</w:instrText>
         </w:r>
         <w:r>
           <w:rPr>
@@ -1473,7 +1571,7 @@
             <w:noProof/>
             <w:webHidden/>
           </w:rPr>
-          <w:t>7</w:t>
+          <w:t>8</w:t>
         </w:r>
         <w:r>
           <w:rPr>
@@ -1501,7 +1599,7 @@
           <w14:ligatures w14:val="standardContextual"/>
         </w:rPr>
       </w:pPr>
-      <w:hyperlink w:anchor="_Toc235777918" w:history="1">
+      <w:hyperlink w:anchor="_Toc235780954" w:history="1">
         <w:r>
           <w:rPr>
             <w:rStyle w:val="aff9"/>
@@ -1540,7 +1638,7 @@
             <w:noProof/>
             <w:webHidden/>
           </w:rPr>
-          <w:instrText>PAGEREF _Toc235777918 \h</w:instrText>
+          <w:instrText>PAGEREF _Toc235780954 \h</w:instrText>
         </w:r>
         <w:r>
           <w:rPr>
@@ -1571,7 +1669,7 @@
             <w:noProof/>
             <w:webHidden/>
           </w:rPr>
-          <w:t>7</w:t>
+          <w:t>8</w:t>
         </w:r>
         <w:r>
           <w:rPr>
@@ -1599,7 +1697,7 @@
           <w14:ligatures w14:val="standardContextual"/>
         </w:rPr>
       </w:pPr>
-      <w:hyperlink w:anchor="_Toc235777919" w:history="1">
+      <w:hyperlink w:anchor="_Toc235780955" w:history="1">
         <w:r>
           <w:rPr>
             <w:rStyle w:val="aff9"/>
@@ -1637,7 +1735,7 @@
             <w:noProof/>
             <w:webHidden/>
           </w:rPr>
-          <w:instrText>PAGEREF _Toc235777919 \h</w:instrText>
+          <w:instrText>PAGEREF _Toc235780955 \h</w:instrText>
         </w:r>
         <w:r>
           <w:rPr>
@@ -1668,7 +1766,7 @@
             <w:noProof/>
             <w:webHidden/>
           </w:rPr>
-          <w:t>7</w:t>
+          <w:t>8</w:t>
         </w:r>
         <w:r>
           <w:rPr>
@@ -1696,7 +1794,7 @@
           <w14:ligatures w14:val="standardContextual"/>
         </w:rPr>
       </w:pPr>
-      <w:hyperlink w:anchor="_Toc235777920" w:history="1">
+      <w:hyperlink w:anchor="_Toc235780956" w:history="1">
         <w:r>
           <w:rPr>
             <w:rStyle w:val="aff9"/>
@@ -1734,7 +1832,7 @@
             <w:noProof/>
             <w:webHidden/>
           </w:rPr>
-          <w:instrText>PAGEREF _Toc235777920 \h</w:instrText>
+          <w:instrText>PAGEREF _Toc235780956 \h</w:instrText>
         </w:r>
         <w:r>
           <w:rPr>
@@ -1765,7 +1863,7 @@
             <w:noProof/>
             <w:webHidden/>
           </w:rPr>
-          <w:t>8</w:t>
+          <w:t>9</w:t>
         </w:r>
         <w:r>
           <w:rPr>
@@ -1793,7 +1891,7 @@
           <w14:ligatures w14:val="standardContextual"/>
         </w:rPr>
       </w:pPr>
-      <w:hyperlink w:anchor="_Toc235777921" w:history="1">
+      <w:hyperlink w:anchor="_Toc235780957" w:history="1">
         <w:r>
           <w:rPr>
             <w:rStyle w:val="aff9"/>
@@ -1831,7 +1929,7 @@
             <w:noProof/>
             <w:webHidden/>
           </w:rPr>
-          <w:instrText>PAGEREF _Toc235777921 \h</w:instrText>
+          <w:instrText>PAGEREF _Toc235780957 \h</w:instrText>
         </w:r>
         <w:r>
           <w:rPr>
@@ -1862,7 +1960,7 @@
             <w:noProof/>
             <w:webHidden/>
           </w:rPr>
-          <w:t>8</w:t>
+          <w:t>9</w:t>
         </w:r>
         <w:r>
           <w:rPr>
@@ -1890,7 +1988,7 @@
           <w14:ligatures w14:val="standardContextual"/>
         </w:rPr>
       </w:pPr>
-      <w:hyperlink w:anchor="_Toc235777922" w:history="1">
+      <w:hyperlink w:anchor="_Toc235780958" w:history="1">
         <w:r>
           <w:rPr>
             <w:rStyle w:val="aff9"/>
@@ -1928,7 +2026,7 @@
             <w:noProof/>
             <w:webHidden/>
           </w:rPr>
-          <w:instrText>PAGEREF _Toc235777922 \h</w:instrText>
+          <w:instrText>PAGEREF _Toc235780958 \h</w:instrText>
         </w:r>
         <w:r>
           <w:rPr>
@@ -1959,7 +2057,7 @@
             <w:noProof/>
             <w:webHidden/>
           </w:rPr>
-          <w:t>8</w:t>
+          <w:t>9</w:t>
         </w:r>
         <w:r>
           <w:rPr>
@@ -1987,7 +2085,7 @@
           <w14:ligatures w14:val="standardContextual"/>
         </w:rPr>
       </w:pPr>
-      <w:hyperlink w:anchor="_Toc235777923" w:history="1">
+      <w:hyperlink w:anchor="_Toc235780959" w:history="1">
         <w:r>
           <w:rPr>
             <w:rStyle w:val="aff9"/>
@@ -2025,7 +2123,7 @@
             <w:noProof/>
             <w:webHidden/>
           </w:rPr>
-          <w:instrText>PAGEREF _Toc235777923 \h</w:instrText>
+          <w:instrText>PAGEREF _Toc235780959 \h</w:instrText>
         </w:r>
         <w:r>
           <w:rPr>
@@ -2056,7 +2154,7 @@
             <w:noProof/>
             <w:webHidden/>
           </w:rPr>
-          <w:t>9</w:t>
+          <w:t>10</w:t>
         </w:r>
         <w:r>
           <w:rPr>
@@ -2084,7 +2182,7 @@
           <w14:ligatures w14:val="standardContextual"/>
         </w:rPr>
       </w:pPr>
-      <w:hyperlink w:anchor="_Toc235777924" w:history="1">
+      <w:hyperlink w:anchor="_Toc235780960" w:history="1">
         <w:r>
           <w:rPr>
             <w:rStyle w:val="aff9"/>
@@ -2122,7 +2220,7 @@
             <w:noProof/>
             <w:webHidden/>
           </w:rPr>
-          <w:instrText>PAGEREF _Toc235777924 \h</w:instrText>
+          <w:instrText>PAGEREF _Toc235780960 \h</w:instrText>
         </w:r>
         <w:r>
           <w:rPr>
@@ -2153,7 +2251,7 @@
             <w:noProof/>
             <w:webHidden/>
           </w:rPr>
-          <w:t>9</w:t>
+          <w:t>10</w:t>
         </w:r>
         <w:r>
           <w:rPr>
@@ -2181,7 +2279,7 @@
           <w14:ligatures w14:val="standardContextual"/>
         </w:rPr>
       </w:pPr>
-      <w:hyperlink w:anchor="_Toc235777925" w:history="1">
+      <w:hyperlink w:anchor="_Toc235780961" w:history="1">
         <w:r>
           <w:rPr>
             <w:rStyle w:val="aff9"/>
@@ -2219,7 +2317,7 @@
             <w:noProof/>
             <w:webHidden/>
           </w:rPr>
-          <w:instrText>PAGEREF _Toc235777925 \h</w:instrText>
+          <w:instrText>PAGEREF _Toc235780961 \h</w:instrText>
         </w:r>
         <w:r>
           <w:rPr>
@@ -2250,7 +2348,7 @@
             <w:noProof/>
             <w:webHidden/>
           </w:rPr>
-          <w:t>10</w:t>
+          <w:t>11</w:t>
         </w:r>
         <w:r>
           <w:rPr>
@@ -2278,7 +2376,7 @@
           <w14:ligatures w14:val="standardContextual"/>
         </w:rPr>
       </w:pPr>
-      <w:hyperlink w:anchor="_Toc235777926" w:history="1">
+      <w:hyperlink w:anchor="_Toc235780962" w:history="1">
         <w:r>
           <w:rPr>
             <w:rStyle w:val="aff9"/>
@@ -2316,7 +2414,7 @@
             <w:noProof/>
             <w:webHidden/>
           </w:rPr>
-          <w:instrText>PAGEREF _Toc235777926 \h</w:instrText>
+          <w:instrText>PAGEREF _Toc235780962 \h</w:instrText>
         </w:r>
         <w:r>
           <w:rPr>
@@ -2347,7 +2445,7 @@
             <w:noProof/>
             <w:webHidden/>
           </w:rPr>
-          <w:t>10</w:t>
+          <w:t>11</w:t>
         </w:r>
         <w:r>
           <w:rPr>
@@ -2375,7 +2473,7 @@
           <w14:ligatures w14:val="standardContextual"/>
         </w:rPr>
       </w:pPr>
-      <w:hyperlink w:anchor="_Toc235777927" w:history="1">
+      <w:hyperlink w:anchor="_Toc235780963" w:history="1">
         <w:r>
           <w:rPr>
             <w:rStyle w:val="aff9"/>
@@ -2413,7 +2511,7 @@
             <w:noProof/>
             <w:webHidden/>
           </w:rPr>
-          <w:instrText>PAGEREF _Toc235777927 \h</w:instrText>
+          <w:instrText>PAGEREF _Toc235780963 \h</w:instrText>
         </w:r>
         <w:r>
           <w:rPr>
@@ -2444,7 +2542,7 @@
             <w:noProof/>
             <w:webHidden/>
           </w:rPr>
-          <w:t>10</w:t>
+          <w:t>11</w:t>
         </w:r>
         <w:r>
           <w:rPr>
@@ -2472,7 +2570,7 @@
           <w14:ligatures w14:val="standardContextual"/>
         </w:rPr>
       </w:pPr>
-      <w:hyperlink w:anchor="_Toc235777928" w:history="1">
+      <w:hyperlink w:anchor="_Toc235780964" w:history="1">
         <w:r>
           <w:rPr>
             <w:rStyle w:val="aff9"/>
@@ -2510,7 +2608,7 @@
             <w:noProof/>
             <w:webHidden/>
           </w:rPr>
-          <w:instrText>PAGEREF _Toc235777928 \h</w:instrText>
+          <w:instrText>PAGEREF _Toc235780964 \h</w:instrText>
         </w:r>
         <w:r>
           <w:rPr>
@@ -2541,7 +2639,7 @@
             <w:noProof/>
             <w:webHidden/>
           </w:rPr>
-          <w:t>10</w:t>
+          <w:t>11</w:t>
         </w:r>
         <w:r>
           <w:rPr>
@@ -2569,7 +2667,7 @@
           <w14:ligatures w14:val="standardContextual"/>
         </w:rPr>
       </w:pPr>
-      <w:hyperlink w:anchor="_Toc235777929" w:history="1">
+      <w:hyperlink w:anchor="_Toc235780965" w:history="1">
         <w:r>
           <w:rPr>
             <w:rStyle w:val="aff9"/>
@@ -2607,7 +2705,7 @@
             <w:noProof/>
             <w:webHidden/>
           </w:rPr>
-          <w:instrText>PAGEREF _Toc235777929 \h</w:instrText>
+          <w:instrText>PAGEREF _Toc235780965 \h</w:instrText>
         </w:r>
         <w:r>
           <w:rPr>
@@ -2638,7 +2736,7 @@
             <w:noProof/>
             <w:webHidden/>
           </w:rPr>
-          <w:t>11</w:t>
+          <w:t>12</w:t>
         </w:r>
         <w:r>
           <w:rPr>
@@ -2666,7 +2764,7 @@
           <w14:ligatures w14:val="standardContextual"/>
         </w:rPr>
       </w:pPr>
-      <w:hyperlink w:anchor="_Toc235777930" w:history="1">
+      <w:hyperlink w:anchor="_Toc235780966" w:history="1">
         <w:r>
           <w:rPr>
             <w:rStyle w:val="aff9"/>
@@ -2704,7 +2802,7 @@
             <w:noProof/>
             <w:webHidden/>
           </w:rPr>
-          <w:instrText>PAGEREF _Toc235777930 \h</w:instrText>
+          <w:instrText>PAGEREF _Toc235780966 \h</w:instrText>
         </w:r>
         <w:r>
           <w:rPr>
@@ -2735,7 +2833,7 @@
             <w:noProof/>
             <w:webHidden/>
           </w:rPr>
-          <w:t>13</w:t>
+          <w:t>14</w:t>
         </w:r>
         <w:r>
           <w:rPr>
@@ -2763,7 +2861,7 @@
           <w14:ligatures w14:val="standardContextual"/>
         </w:rPr>
       </w:pPr>
-      <w:hyperlink w:anchor="_Toc235777931" w:history="1">
+      <w:hyperlink w:anchor="_Toc235780967" w:history="1">
         <w:r>
           <w:rPr>
             <w:rStyle w:val="aff9"/>
@@ -2801,7 +2899,7 @@
             <w:noProof/>
             <w:webHidden/>
           </w:rPr>
-          <w:instrText>PAGEREF _Toc235777931 \h</w:instrText>
+          <w:instrText>PAGEREF _Toc235780967 \h</w:instrText>
         </w:r>
         <w:r>
           <w:rPr>
@@ -2832,7 +2930,7 @@
             <w:noProof/>
             <w:webHidden/>
           </w:rPr>
-          <w:t>13</w:t>
+          <w:t>14</w:t>
         </w:r>
         <w:r>
           <w:rPr>
@@ -2860,7 +2958,7 @@
           <w14:ligatures w14:val="standardContextual"/>
         </w:rPr>
       </w:pPr>
-      <w:hyperlink w:anchor="_Toc235777932" w:history="1">
+      <w:hyperlink w:anchor="_Toc235780968" w:history="1">
         <w:r>
           <w:rPr>
             <w:rStyle w:val="aff9"/>
@@ -2898,7 +2996,7 @@
             <w:noProof/>
             <w:webHidden/>
           </w:rPr>
-          <w:instrText>PAGEREF _Toc235777932 \h</w:instrText>
+          <w:instrText>PAGEREF _Toc235780968 \h</w:instrText>
         </w:r>
         <w:r>
           <w:rPr>
@@ -2929,7 +3027,7 @@
             <w:noProof/>
             <w:webHidden/>
           </w:rPr>
-          <w:t>13</w:t>
+          <w:t>14</w:t>
         </w:r>
         <w:r>
           <w:rPr>
@@ -2957,7 +3055,7 @@
           <w14:ligatures w14:val="standardContextual"/>
         </w:rPr>
       </w:pPr>
-      <w:hyperlink w:anchor="_Toc235777933" w:history="1">
+      <w:hyperlink w:anchor="_Toc235780969" w:history="1">
         <w:r>
           <w:rPr>
             <w:rStyle w:val="aff9"/>
@@ -2995,7 +3093,7 @@
             <w:noProof/>
             <w:webHidden/>
           </w:rPr>
-          <w:instrText>PAGEREF _Toc235777933 \h</w:instrText>
+          <w:instrText>PAGEREF _Toc235780969 \h</w:instrText>
         </w:r>
         <w:r>
           <w:rPr>
@@ -3026,7 +3124,7 @@
             <w:noProof/>
             <w:webHidden/>
           </w:rPr>
-          <w:t>13</w:t>
+          <w:t>14</w:t>
         </w:r>
         <w:r>
           <w:rPr>
@@ -3054,7 +3152,7 @@
           <w14:ligatures w14:val="standardContextual"/>
         </w:rPr>
       </w:pPr>
-      <w:hyperlink w:anchor="_Toc235777934" w:history="1">
+      <w:hyperlink w:anchor="_Toc235780970" w:history="1">
         <w:r>
           <w:rPr>
             <w:rStyle w:val="aff9"/>
@@ -3092,7 +3190,7 @@
             <w:noProof/>
             <w:webHidden/>
           </w:rPr>
-          <w:instrText>PAGEREF _Toc235777934 \h</w:instrText>
+          <w:instrText>PAGEREF _Toc235780970 \h</w:instrText>
         </w:r>
         <w:r>
           <w:rPr>
@@ -3123,7 +3221,7 @@
             <w:noProof/>
             <w:webHidden/>
           </w:rPr>
-          <w:t>13</w:t>
+          <w:t>14</w:t>
         </w:r>
         <w:r>
           <w:rPr>
@@ -3151,7 +3249,7 @@
           <w14:ligatures w14:val="standardContextual"/>
         </w:rPr>
       </w:pPr>
-      <w:hyperlink w:anchor="_Toc235777935" w:history="1">
+      <w:hyperlink w:anchor="_Toc235780971" w:history="1">
         <w:r>
           <w:rPr>
             <w:rStyle w:val="aff9"/>
@@ -3189,7 +3287,7 @@
             <w:noProof/>
             <w:webHidden/>
           </w:rPr>
-          <w:instrText>PAGEREF _Toc235777935 \h</w:instrText>
+          <w:instrText>PAGEREF _Toc235780971 \h</w:instrText>
         </w:r>
         <w:r>
           <w:rPr>
@@ -3220,7 +3318,7 @@
             <w:noProof/>
             <w:webHidden/>
           </w:rPr>
-          <w:t>14</w:t>
+          <w:t>15</w:t>
         </w:r>
         <w:r>
           <w:rPr>
@@ -3248,7 +3346,7 @@
           <w14:ligatures w14:val="standardContextual"/>
         </w:rPr>
       </w:pPr>
-      <w:hyperlink w:anchor="_Toc235777936" w:history="1">
+      <w:hyperlink w:anchor="_Toc235780972" w:history="1">
         <w:r>
           <w:rPr>
             <w:rStyle w:val="aff9"/>
@@ -3286,7 +3384,7 @@
             <w:noProof/>
             <w:webHidden/>
           </w:rPr>
-          <w:instrText>PAGEREF _Toc235777936 \h</w:instrText>
+          <w:instrText>PAGEREF _Toc235780972 \h</w:instrText>
         </w:r>
         <w:r>
           <w:rPr>
@@ -3317,7 +3415,7 @@
             <w:noProof/>
             <w:webHidden/>
           </w:rPr>
-          <w:t>14</w:t>
+          <w:t>15</w:t>
         </w:r>
         <w:r>
           <w:rPr>
@@ -3345,7 +3443,7 @@
           <w14:ligatures w14:val="standardContextual"/>
         </w:rPr>
       </w:pPr>
-      <w:hyperlink w:anchor="_Toc235777937" w:history="1">
+      <w:hyperlink w:anchor="_Toc235780973" w:history="1">
         <w:r>
           <w:rPr>
             <w:rStyle w:val="aff9"/>
@@ -3383,7 +3481,7 @@
             <w:noProof/>
             <w:webHidden/>
           </w:rPr>
-          <w:instrText>PAGEREF _Toc235777937 \h</w:instrText>
+          <w:instrText>PAGEREF _Toc235780973 \h</w:instrText>
         </w:r>
         <w:r>
           <w:rPr>
@@ -3414,7 +3512,7 @@
             <w:noProof/>
             <w:webHidden/>
           </w:rPr>
-          <w:t>14</w:t>
+          <w:t>15</w:t>
         </w:r>
         <w:r>
           <w:rPr>
@@ -3442,7 +3540,7 @@
           <w14:ligatures w14:val="standardContextual"/>
         </w:rPr>
       </w:pPr>
-      <w:hyperlink w:anchor="_Toc235777938" w:history="1">
+      <w:hyperlink w:anchor="_Toc235780974" w:history="1">
         <w:r>
           <w:rPr>
             <w:rStyle w:val="aff9"/>
@@ -3480,7 +3578,7 @@
             <w:noProof/>
             <w:webHidden/>
           </w:rPr>
-          <w:instrText>PAGEREF _Toc235777938 \h</w:instrText>
+          <w:instrText>PAGEREF _Toc235780974 \h</w:instrText>
         </w:r>
         <w:r>
           <w:rPr>
@@ -3511,7 +3609,7 @@
             <w:noProof/>
             <w:webHidden/>
           </w:rPr>
-          <w:t>14</w:t>
+          <w:t>15</w:t>
         </w:r>
         <w:r>
           <w:rPr>
@@ -3539,7 +3637,7 @@
           <w14:ligatures w14:val="standardContextual"/>
         </w:rPr>
       </w:pPr>
-      <w:hyperlink w:anchor="_Toc235777939" w:history="1">
+      <w:hyperlink w:anchor="_Toc235780975" w:history="1">
         <w:r>
           <w:rPr>
             <w:rStyle w:val="aff9"/>
@@ -3577,7 +3675,7 @@
             <w:noProof/>
             <w:webHidden/>
           </w:rPr>
-          <w:instrText>PAGEREF _Toc235777939 \h</w:instrText>
+          <w:instrText>PAGEREF _Toc235780975 \h</w:instrText>
         </w:r>
         <w:r>
           <w:rPr>
@@ -3608,7 +3706,7 @@
             <w:noProof/>
             <w:webHidden/>
           </w:rPr>
-          <w:t>14</w:t>
+          <w:t>15</w:t>
         </w:r>
         <w:r>
           <w:rPr>
@@ -3636,7 +3734,7 @@
           <w14:ligatures w14:val="standardContextual"/>
         </w:rPr>
       </w:pPr>
-      <w:hyperlink w:anchor="_Toc235777940" w:history="1">
+      <w:hyperlink w:anchor="_Toc235780976" w:history="1">
         <w:r>
           <w:rPr>
             <w:rStyle w:val="aff9"/>
@@ -3674,7 +3772,7 @@
             <w:noProof/>
             <w:webHidden/>
           </w:rPr>
-          <w:instrText>PAGEREF _Toc235777940 \h</w:instrText>
+          <w:instrText>PAGEREF _Toc235780976 \h</w:instrText>
         </w:r>
         <w:r>
           <w:rPr>
@@ -3705,7 +3803,7 @@
             <w:noProof/>
             <w:webHidden/>
           </w:rPr>
-          <w:t>15</w:t>
+          <w:t>16</w:t>
         </w:r>
         <w:r>
           <w:rPr>
@@ -3733,7 +3831,7 @@
           <w14:ligatures w14:val="standardContextual"/>
         </w:rPr>
       </w:pPr>
-      <w:hyperlink w:anchor="_Toc235777941" w:history="1">
+      <w:hyperlink w:anchor="_Toc235780977" w:history="1">
         <w:r>
           <w:rPr>
             <w:rStyle w:val="aff9"/>
@@ -3771,7 +3869,7 @@
             <w:noProof/>
             <w:webHidden/>
           </w:rPr>
-          <w:instrText>PAGEREF _Toc235777941 \h</w:instrText>
+          <w:instrText>PAGEREF _Toc235780977 \h</w:instrText>
         </w:r>
         <w:r>
           <w:rPr>
@@ -3802,7 +3900,7 @@
             <w:noProof/>
             <w:webHidden/>
           </w:rPr>
-          <w:t>15</w:t>
+          <w:t>16</w:t>
         </w:r>
         <w:r>
           <w:rPr>
@@ -3830,7 +3928,7 @@
           <w14:ligatures w14:val="standardContextual"/>
         </w:rPr>
       </w:pPr>
-      <w:hyperlink w:anchor="_Toc235777942" w:history="1">
+      <w:hyperlink w:anchor="_Toc235780978" w:history="1">
         <w:r>
           <w:rPr>
             <w:rStyle w:val="aff9"/>
@@ -3868,7 +3966,7 @@
             <w:noProof/>
             <w:webHidden/>
           </w:rPr>
-          <w:instrText>PAGEREF _Toc235777942 \h</w:instrText>
+          <w:instrText>PAGEREF _Toc235780978 \h</w:instrText>
         </w:r>
         <w:r>
           <w:rPr>
@@ -3899,7 +3997,7 @@
             <w:noProof/>
             <w:webHidden/>
           </w:rPr>
-          <w:t>16</w:t>
+          <w:t>17</w:t>
         </w:r>
         <w:r>
           <w:rPr>
@@ -3927,7 +4025,7 @@
           <w14:ligatures w14:val="standardContextual"/>
         </w:rPr>
       </w:pPr>
-      <w:hyperlink w:anchor="_Toc235777943" w:history="1">
+      <w:hyperlink w:anchor="_Toc235780979" w:history="1">
         <w:r>
           <w:rPr>
             <w:rStyle w:val="aff9"/>
@@ -3965,7 +4063,7 @@
             <w:noProof/>
             <w:webHidden/>
           </w:rPr>
-          <w:instrText>PAGEREF _Toc235777943 \h</w:instrText>
+          <w:instrText>PAGEREF _Toc235780979 \h</w:instrText>
         </w:r>
         <w:r>
           <w:rPr>
@@ -3996,7 +4094,7 @@
             <w:noProof/>
             <w:webHidden/>
           </w:rPr>
-          <w:t>16</w:t>
+          <w:t>17</w:t>
         </w:r>
         <w:r>
           <w:rPr>
@@ -4024,7 +4122,7 @@
           <w14:ligatures w14:val="standardContextual"/>
         </w:rPr>
       </w:pPr>
-      <w:hyperlink w:anchor="_Toc235777944" w:history="1">
+      <w:hyperlink w:anchor="_Toc235780980" w:history="1">
         <w:r>
           <w:rPr>
             <w:rStyle w:val="aff9"/>
@@ -4062,7 +4160,7 @@
             <w:noProof/>
             <w:webHidden/>
           </w:rPr>
-          <w:instrText>PAGEREF _Toc235777944 \h</w:instrText>
+          <w:instrText>PAGEREF _Toc235780980 \h</w:instrText>
         </w:r>
         <w:r>
           <w:rPr>
@@ -4093,7 +4191,7 @@
             <w:noProof/>
             <w:webHidden/>
           </w:rPr>
-          <w:t>16</w:t>
+          <w:t>17</w:t>
         </w:r>
         <w:r>
           <w:rPr>
@@ -4121,7 +4219,7 @@
           <w14:ligatures w14:val="standardContextual"/>
         </w:rPr>
       </w:pPr>
-      <w:hyperlink w:anchor="_Toc235777945" w:history="1">
+      <w:hyperlink w:anchor="_Toc235780981" w:history="1">
         <w:r>
           <w:rPr>
             <w:rStyle w:val="aff9"/>
@@ -4159,7 +4257,7 @@
             <w:noProof/>
             <w:webHidden/>
           </w:rPr>
-          <w:instrText>PAGEREF _Toc235777945 \h</w:instrText>
+          <w:instrText>PAGEREF _Toc235780981 \h</w:instrText>
         </w:r>
         <w:r>
           <w:rPr>
@@ -4190,7 +4288,7 @@
             <w:noProof/>
             <w:webHidden/>
           </w:rPr>
-          <w:t>17</w:t>
+          <w:t>18</w:t>
         </w:r>
         <w:r>
           <w:rPr>
@@ -4218,7 +4316,7 @@
           <w14:ligatures w14:val="standardContextual"/>
         </w:rPr>
       </w:pPr>
-      <w:hyperlink w:anchor="_Toc235777946" w:history="1">
+      <w:hyperlink w:anchor="_Toc235780982" w:history="1">
         <w:r>
           <w:rPr>
             <w:rStyle w:val="aff9"/>
@@ -4256,7 +4354,7 @@
             <w:noProof/>
             <w:webHidden/>
           </w:rPr>
-          <w:instrText>PAGEREF _Toc235777946 \h</w:instrText>
+          <w:instrText>PAGEREF _Toc235780982 \h</w:instrText>
         </w:r>
         <w:r>
           <w:rPr>
@@ -4287,7 +4385,7 @@
             <w:noProof/>
             <w:webHidden/>
           </w:rPr>
-          <w:t>17</w:t>
+          <w:t>18</w:t>
         </w:r>
         <w:r>
           <w:rPr>
@@ -4315,7 +4413,7 @@
           <w14:ligatures w14:val="standardContextual"/>
         </w:rPr>
       </w:pPr>
-      <w:hyperlink w:anchor="_Toc235777947" w:history="1">
+      <w:hyperlink w:anchor="_Toc235780983" w:history="1">
         <w:r>
           <w:rPr>
             <w:rStyle w:val="aff9"/>
@@ -4353,7 +4451,7 @@
             <w:noProof/>
             <w:webHidden/>
           </w:rPr>
-          <w:instrText>PAGEREF _Toc235777947 \h</w:instrText>
+          <w:instrText>PAGEREF _Toc235780983 \h</w:instrText>
         </w:r>
         <w:r>
           <w:rPr>
@@ -4384,7 +4482,7 @@
             <w:noProof/>
             <w:webHidden/>
           </w:rPr>
-          <w:t>18</w:t>
+          <w:t>19</w:t>
         </w:r>
         <w:r>
           <w:rPr>
@@ -4412,7 +4510,7 @@
           <w14:ligatures w14:val="standardContextual"/>
         </w:rPr>
       </w:pPr>
-      <w:hyperlink w:anchor="_Toc235777948" w:history="1">
+      <w:hyperlink w:anchor="_Toc235780984" w:history="1">
         <w:r>
           <w:rPr>
             <w:rStyle w:val="aff9"/>
@@ -4450,7 +4548,7 @@
             <w:noProof/>
             <w:webHidden/>
           </w:rPr>
-          <w:instrText>PAGEREF _Toc235777948 \h</w:instrText>
+          <w:instrText>PAGEREF _Toc235780984 \h</w:instrText>
         </w:r>
         <w:r>
           <w:rPr>
@@ -4481,7 +4579,7 @@
             <w:noProof/>
             <w:webHidden/>
           </w:rPr>
-          <w:t>18</w:t>
+          <w:t>19</w:t>
         </w:r>
         <w:r>
           <w:rPr>
@@ -4509,7 +4607,7 @@
           <w14:ligatures w14:val="standardContextual"/>
         </w:rPr>
       </w:pPr>
-      <w:hyperlink w:anchor="_Toc235777949" w:history="1">
+      <w:hyperlink w:anchor="_Toc235780985" w:history="1">
         <w:r>
           <w:rPr>
             <w:rStyle w:val="aff9"/>
@@ -4547,7 +4645,7 @@
             <w:noProof/>
             <w:webHidden/>
           </w:rPr>
-          <w:instrText>PAGEREF _Toc235777949 \h</w:instrText>
+          <w:instrText>PAGEREF _Toc235780985 \h</w:instrText>
         </w:r>
         <w:r>
           <w:rPr>
@@ -4578,7 +4676,7 @@
             <w:noProof/>
             <w:webHidden/>
           </w:rPr>
-          <w:t>18</w:t>
+          <w:t>19</w:t>
         </w:r>
         <w:r>
           <w:rPr>
@@ -4606,7 +4704,7 @@
           <w14:ligatures w14:val="standardContextual"/>
         </w:rPr>
       </w:pPr>
-      <w:hyperlink w:anchor="_Toc235777950" w:history="1">
+      <w:hyperlink w:anchor="_Toc235780986" w:history="1">
         <w:r>
           <w:rPr>
             <w:rStyle w:val="aff9"/>
@@ -4644,7 +4742,7 @@
             <w:noProof/>
             <w:webHidden/>
           </w:rPr>
-          <w:instrText>PAGEREF _Toc235777950 \h</w:instrText>
+          <w:instrText>PAGEREF _Toc235780986 \h</w:instrText>
         </w:r>
         <w:r>
           <w:rPr>
@@ -4675,7 +4773,7 @@
             <w:noProof/>
             <w:webHidden/>
           </w:rPr>
-          <w:t>18</w:t>
+          <w:t>19</w:t>
         </w:r>
         <w:r>
           <w:rPr>
@@ -4703,7 +4801,7 @@
           <w14:ligatures w14:val="standardContextual"/>
         </w:rPr>
       </w:pPr>
-      <w:hyperlink w:anchor="_Toc235777951" w:history="1">
+      <w:hyperlink w:anchor="_Toc235780987" w:history="1">
         <w:r>
           <w:rPr>
             <w:rStyle w:val="aff9"/>
@@ -4741,7 +4839,7 @@
             <w:noProof/>
             <w:webHidden/>
           </w:rPr>
-          <w:instrText>PAGEREF _Toc235777951 \h</w:instrText>
+          <w:instrText>PAGEREF _Toc235780987 \h</w:instrText>
         </w:r>
         <w:r>
           <w:rPr>
@@ -4772,7 +4870,7 @@
             <w:noProof/>
             <w:webHidden/>
           </w:rPr>
-          <w:t>19</w:t>
+          <w:t>20</w:t>
         </w:r>
         <w:r>
           <w:rPr>
@@ -4800,7 +4898,7 @@
           <w14:ligatures w14:val="standardContextual"/>
         </w:rPr>
       </w:pPr>
-      <w:hyperlink w:anchor="_Toc235777952" w:history="1">
+      <w:hyperlink w:anchor="_Toc235780988" w:history="1">
         <w:r>
           <w:rPr>
             <w:rStyle w:val="aff9"/>
@@ -4838,7 +4936,7 @@
             <w:noProof/>
             <w:webHidden/>
           </w:rPr>
-          <w:instrText>PAGEREF _Toc235777952 \h</w:instrText>
+          <w:instrText>PAGEREF _Toc235780988 \h</w:instrText>
         </w:r>
         <w:r>
           <w:rPr>
@@ -4869,7 +4967,7 @@
             <w:noProof/>
             <w:webHidden/>
           </w:rPr>
-          <w:t>20</w:t>
+          <w:t>21</w:t>
         </w:r>
         <w:r>
           <w:rPr>
@@ -4897,7 +4995,7 @@
           <w14:ligatures w14:val="standardContextual"/>
         </w:rPr>
       </w:pPr>
-      <w:hyperlink w:anchor="_Toc235777953" w:history="1">
+      <w:hyperlink w:anchor="_Toc235780989" w:history="1">
         <w:r>
           <w:rPr>
             <w:rStyle w:val="aff9"/>
@@ -4935,7 +5033,7 @@
             <w:noProof/>
             <w:webHidden/>
           </w:rPr>
-          <w:instrText>PAGEREF _Toc235777953 \h</w:instrText>
+          <w:instrText>PAGEREF _Toc235780989 \h</w:instrText>
         </w:r>
         <w:r>
           <w:rPr>
@@ -4966,7 +5064,7 @@
             <w:noProof/>
             <w:webHidden/>
           </w:rPr>
-          <w:t>20</w:t>
+          <w:t>21</w:t>
         </w:r>
         <w:r>
           <w:rPr>
@@ -4994,7 +5092,7 @@
           <w14:ligatures w14:val="standardContextual"/>
         </w:rPr>
       </w:pPr>
-      <w:hyperlink w:anchor="_Toc235777954" w:history="1">
+      <w:hyperlink w:anchor="_Toc235780990" w:history="1">
         <w:r>
           <w:rPr>
             <w:rStyle w:val="aff9"/>
@@ -5032,7 +5130,7 @@
             <w:noProof/>
             <w:webHidden/>
           </w:rPr>
-          <w:instrText>PAGEREF _Toc235777954 \h</w:instrText>
+          <w:instrText>PAGEREF _Toc235780990 \h</w:instrText>
         </w:r>
         <w:r>
           <w:rPr>
@@ -5063,7 +5161,7 @@
             <w:noProof/>
             <w:webHidden/>
           </w:rPr>
-          <w:t>20</w:t>
+          <w:t>21</w:t>
         </w:r>
         <w:r>
           <w:rPr>
@@ -5091,7 +5189,7 @@
           <w14:ligatures w14:val="standardContextual"/>
         </w:rPr>
       </w:pPr>
-      <w:hyperlink w:anchor="_Toc235777955" w:history="1">
+      <w:hyperlink w:anchor="_Toc235780991" w:history="1">
         <w:r>
           <w:rPr>
             <w:rStyle w:val="aff9"/>
@@ -5129,7 +5227,7 @@
             <w:noProof/>
             <w:webHidden/>
           </w:rPr>
-          <w:instrText>PAGEREF _Toc235777955 \h</w:instrText>
+          <w:instrText>PAGEREF _Toc235780991 \h</w:instrText>
         </w:r>
         <w:r>
           <w:rPr>
@@ -5160,7 +5258,7 @@
             <w:noProof/>
             <w:webHidden/>
           </w:rPr>
-          <w:t>20</w:t>
+          <w:t>21</w:t>
         </w:r>
         <w:r>
           <w:rPr>
@@ -5188,7 +5286,7 @@
           <w14:ligatures w14:val="standardContextual"/>
         </w:rPr>
       </w:pPr>
-      <w:hyperlink w:anchor="_Toc235777956" w:history="1">
+      <w:hyperlink w:anchor="_Toc235780992" w:history="1">
         <w:r>
           <w:rPr>
             <w:rStyle w:val="aff9"/>
@@ -5226,7 +5324,7 @@
             <w:noProof/>
             <w:webHidden/>
           </w:rPr>
-          <w:instrText>PAGEREF _Toc235777956 \h</w:instrText>
+          <w:instrText>PAGEREF _Toc235780992 \h</w:instrText>
         </w:r>
         <w:r>
           <w:rPr>
@@ -5257,7 +5355,7 @@
             <w:noProof/>
             <w:webHidden/>
           </w:rPr>
-          <w:t>20</w:t>
+          <w:t>21</w:t>
         </w:r>
         <w:r>
           <w:rPr>
@@ -5285,7 +5383,7 @@
           <w14:ligatures w14:val="standardContextual"/>
         </w:rPr>
       </w:pPr>
-      <w:hyperlink w:anchor="_Toc235777957" w:history="1">
+      <w:hyperlink w:anchor="_Toc235780993" w:history="1">
         <w:r>
           <w:rPr>
             <w:rStyle w:val="aff9"/>
@@ -5323,7 +5421,7 @@
             <w:noProof/>
             <w:webHidden/>
           </w:rPr>
-          <w:instrText>PAGEREF _Toc235777957 \h</w:instrText>
+          <w:instrText>PAGEREF _Toc235780993 \h</w:instrText>
         </w:r>
         <w:r>
           <w:rPr>
@@ -5354,7 +5452,7 @@
             <w:noProof/>
             <w:webHidden/>
           </w:rPr>
-          <w:t>21</w:t>
+          <w:t>22</w:t>
         </w:r>
         <w:r>
           <w:rPr>
@@ -5382,7 +5480,7 @@
           <w14:ligatures w14:val="standardContextual"/>
         </w:rPr>
       </w:pPr>
-      <w:hyperlink w:anchor="_Toc235777958" w:history="1">
+      <w:hyperlink w:anchor="_Toc235780994" w:history="1">
         <w:r>
           <w:rPr>
             <w:rStyle w:val="aff9"/>
@@ -5420,7 +5518,7 @@
             <w:noProof/>
             <w:webHidden/>
           </w:rPr>
-          <w:instrText>PAGEREF _Toc235777958 \h</w:instrText>
+          <w:instrText>PAGEREF _Toc235780994 \h</w:instrText>
         </w:r>
         <w:r>
           <w:rPr>
@@ -5451,7 +5549,7 @@
             <w:noProof/>
             <w:webHidden/>
           </w:rPr>
-          <w:t>22</w:t>
+          <w:t>23</w:t>
         </w:r>
         <w:r>
           <w:rPr>
@@ -5479,7 +5577,7 @@
           <w14:ligatures w14:val="standardContextual"/>
         </w:rPr>
       </w:pPr>
-      <w:hyperlink w:anchor="_Toc235777959" w:history="1">
+      <w:hyperlink w:anchor="_Toc235780995" w:history="1">
         <w:r>
           <w:rPr>
             <w:rStyle w:val="aff9"/>
@@ -5517,7 +5615,7 @@
             <w:noProof/>
             <w:webHidden/>
           </w:rPr>
-          <w:instrText>PAGEREF _Toc235777959 \h</w:instrText>
+          <w:instrText>PAGEREF _Toc235780995 \h</w:instrText>
         </w:r>
         <w:r>
           <w:rPr>
@@ -5548,7 +5646,7 @@
             <w:noProof/>
             <w:webHidden/>
           </w:rPr>
-          <w:t>22</w:t>
+          <w:t>23</w:t>
         </w:r>
         <w:r>
           <w:rPr>
@@ -5576,7 +5674,7 @@
           <w14:ligatures w14:val="standardContextual"/>
         </w:rPr>
       </w:pPr>
-      <w:hyperlink w:anchor="_Toc235777960" w:history="1">
+      <w:hyperlink w:anchor="_Toc235780996" w:history="1">
         <w:r>
           <w:rPr>
             <w:rStyle w:val="aff9"/>
@@ -5614,7 +5712,7 @@
             <w:noProof/>
             <w:webHidden/>
           </w:rPr>
-          <w:instrText>PAGEREF _Toc235777960 \h</w:instrText>
+          <w:instrText>PAGEREF _Toc235780996 \h</w:instrText>
         </w:r>
         <w:r>
           <w:rPr>
@@ -5645,7 +5743,7 @@
             <w:noProof/>
             <w:webHidden/>
           </w:rPr>
-          <w:t>22</w:t>
+          <w:t>23</w:t>
         </w:r>
         <w:r>
           <w:rPr>
@@ -5673,7 +5771,7 @@
           <w14:ligatures w14:val="standardContextual"/>
         </w:rPr>
       </w:pPr>
-      <w:hyperlink w:anchor="_Toc235777961" w:history="1">
+      <w:hyperlink w:anchor="_Toc235780997" w:history="1">
         <w:r>
           <w:rPr>
             <w:rStyle w:val="aff9"/>
@@ -5711,7 +5809,7 @@
             <w:noProof/>
             <w:webHidden/>
           </w:rPr>
-          <w:instrText>PAGEREF _Toc235777961 \h</w:instrText>
+          <w:instrText>PAGEREF _Toc235780997 \h</w:instrText>
         </w:r>
         <w:r>
           <w:rPr>
@@ -5742,7 +5840,7 @@
             <w:noProof/>
             <w:webHidden/>
           </w:rPr>
-          <w:t>22</w:t>
+          <w:t>23</w:t>
         </w:r>
         <w:r>
           <w:rPr>
@@ -5770,7 +5868,7 @@
           <w14:ligatures w14:val="standardContextual"/>
         </w:rPr>
       </w:pPr>
-      <w:hyperlink w:anchor="_Toc235777962" w:history="1">
+      <w:hyperlink w:anchor="_Toc235780998" w:history="1">
         <w:r>
           <w:rPr>
             <w:rStyle w:val="aff9"/>
@@ -5808,7 +5906,7 @@
             <w:noProof/>
             <w:webHidden/>
           </w:rPr>
-          <w:instrText>PAGEREF _Toc235777962 \h</w:instrText>
+          <w:instrText>PAGEREF _Toc235780998 \h</w:instrText>
         </w:r>
         <w:r>
           <w:rPr>
@@ -5839,7 +5937,7 @@
             <w:noProof/>
             <w:webHidden/>
           </w:rPr>
-          <w:t>23</w:t>
+          <w:t>24</w:t>
         </w:r>
         <w:r>
           <w:rPr>
@@ -5867,7 +5965,7 @@
           <w14:ligatures w14:val="standardContextual"/>
         </w:rPr>
       </w:pPr>
-      <w:hyperlink w:anchor="_Toc235777963" w:history="1">
+      <w:hyperlink w:anchor="_Toc235780999" w:history="1">
         <w:r>
           <w:rPr>
             <w:rStyle w:val="aff9"/>
@@ -5905,7 +6003,7 @@
             <w:noProof/>
             <w:webHidden/>
           </w:rPr>
-          <w:instrText>PAGEREF _Toc235777963 \h</w:instrText>
+          <w:instrText>PAGEREF _Toc235780999 \h</w:instrText>
         </w:r>
         <w:r>
           <w:rPr>
@@ -5936,7 +6034,7 @@
             <w:noProof/>
             <w:webHidden/>
           </w:rPr>
-          <w:t>23</w:t>
+          <w:t>24</w:t>
         </w:r>
         <w:r>
           <w:rPr>
@@ -5964,7 +6062,7 @@
           <w14:ligatures w14:val="standardContextual"/>
         </w:rPr>
       </w:pPr>
-      <w:hyperlink w:anchor="_Toc235777964" w:history="1">
+      <w:hyperlink w:anchor="_Toc235781000" w:history="1">
         <w:r>
           <w:rPr>
             <w:rStyle w:val="aff9"/>
@@ -6002,7 +6100,7 @@
             <w:noProof/>
             <w:webHidden/>
           </w:rPr>
-          <w:instrText>PAGEREF _Toc235777964 \h</w:instrText>
+          <w:instrText>PAGEREF _Toc235781000 \h</w:instrText>
         </w:r>
         <w:r>
           <w:rPr>
@@ -6033,7 +6131,7 @@
             <w:noProof/>
             <w:webHidden/>
           </w:rPr>
-          <w:t>23</w:t>
+          <w:t>24</w:t>
         </w:r>
         <w:r>
           <w:rPr>
@@ -6061,7 +6159,7 @@
           <w14:ligatures w14:val="standardContextual"/>
         </w:rPr>
       </w:pPr>
-      <w:hyperlink w:anchor="_Toc235777965" w:history="1">
+      <w:hyperlink w:anchor="_Toc235781001" w:history="1">
         <w:r>
           <w:rPr>
             <w:rStyle w:val="aff9"/>
@@ -6099,7 +6197,7 @@
             <w:noProof/>
             <w:webHidden/>
           </w:rPr>
-          <w:instrText>PAGEREF _Toc235777965 \h</w:instrText>
+          <w:instrText>PAGEREF _Toc235781001 \h</w:instrText>
         </w:r>
         <w:r>
           <w:rPr>
@@ -6130,7 +6228,7 @@
             <w:noProof/>
             <w:webHidden/>
           </w:rPr>
-          <w:t>23</w:t>
+          <w:t>24</w:t>
         </w:r>
         <w:r>
           <w:rPr>
@@ -6158,7 +6256,7 @@
           <w14:ligatures w14:val="standardContextual"/>
         </w:rPr>
       </w:pPr>
-      <w:hyperlink w:anchor="_Toc235777966" w:history="1">
+      <w:hyperlink w:anchor="_Toc235781002" w:history="1">
         <w:r>
           <w:rPr>
             <w:rStyle w:val="aff9"/>
@@ -6196,7 +6294,7 @@
             <w:noProof/>
             <w:webHidden/>
           </w:rPr>
-          <w:instrText>PAGEREF _Toc235777966 \h</w:instrText>
+          <w:instrText>PAGEREF _Toc235781002 \h</w:instrText>
         </w:r>
         <w:r>
           <w:rPr>
@@ -6227,7 +6325,487 @@
             <w:noProof/>
             <w:webHidden/>
           </w:rPr>
-          <w:t>23</w:t>
+          <w:t>24</w:t>
+        </w:r>
+        <w:r>
+          <w:rPr>
+            <w:rFonts w:hint="eastAsia"/>
+            <w:noProof/>
+            <w:webHidden/>
+          </w:rPr>
+          <w:fldChar w:fldCharType="end"/>
+        </w:r>
+      </w:hyperlink>
+    </w:p>
+    <w:p>
+      <w:pPr>
+        <w:pStyle w:val="TOC1"/>
+        <w:tabs>
+          <w:tab w:val="right" w:leader="dot" w:pos="8624"/>
+        </w:tabs>
+        <w:rPr>
+          <w:rFonts w:asciiTheme="minorHAnsi" w:eastAsiaTheme="minorEastAsia" w:hAnsiTheme="minorHAnsi" w:hint="eastAsia"/>
+          <w:noProof/>
+          <w:kern w:val="2"/>
+          <w:sz w:val="22"/>
+          <w:szCs w:val="24"/>
+          <w:lang w:eastAsia="zh-CN"/>
+          <w14:ligatures w14:val="standardContextual"/>
+        </w:rPr>
+      </w:pPr>
+      <w:hyperlink w:anchor="_Toc235781003" w:history="1">
+        <w:r>
+          <w:rPr>
+            <w:rStyle w:val="aff9"/>
+            <w:noProof/>
+          </w:rPr>
+          <w:t>9 测试体系设计</w:t>
+        </w:r>
+        <w:r>
+          <w:rPr>
+            <w:rFonts w:hint="eastAsia"/>
+            <w:noProof/>
+            <w:webHidden/>
+          </w:rPr>
+          <w:tab/>
+        </w:r>
+        <w:r>
+          <w:rPr>
+            <w:rFonts w:hint="eastAsia"/>
+            <w:noProof/>
+            <w:webHidden/>
+          </w:rPr>
+          <w:fldChar w:fldCharType="begin"/>
+        </w:r>
+        <w:r>
+          <w:rPr>
+            <w:rFonts w:hint="eastAsia"/>
+            <w:noProof/>
+            <w:webHidden/>
+          </w:rPr>
+          <w:instrText xml:space="preserve"> </w:instrText>
+        </w:r>
+        <w:r>
+          <w:rPr>
+            <w:noProof/>
+            <w:webHidden/>
+          </w:rPr>
+          <w:instrText>PAGEREF _Toc235781003 \h</w:instrText>
+        </w:r>
+        <w:r>
+          <w:rPr>
+            <w:rFonts w:hint="eastAsia"/>
+            <w:noProof/>
+            <w:webHidden/>
+          </w:rPr>
+          <w:instrText xml:space="preserve"> </w:instrText>
+        </w:r>
+        <w:r>
+          <w:rPr>
+            <w:rFonts w:hint="eastAsia"/>
+            <w:noProof/>
+            <w:webHidden/>
+          </w:rPr>
+        </w:r>
+        <w:r>
+          <w:rPr>
+            <w:rFonts w:hint="eastAsia"/>
+            <w:noProof/>
+            <w:webHidden/>
+          </w:rPr>
+          <w:fldChar w:fldCharType="separate"/>
+        </w:r>
+        <w:r>
+          <w:rPr>
+            <w:rFonts w:hint="eastAsia"/>
+            <w:noProof/>
+            <w:webHidden/>
+          </w:rPr>
+          <w:t>25</w:t>
+        </w:r>
+        <w:r>
+          <w:rPr>
+            <w:rFonts w:hint="eastAsia"/>
+            <w:noProof/>
+            <w:webHidden/>
+          </w:rPr>
+          <w:fldChar w:fldCharType="end"/>
+        </w:r>
+      </w:hyperlink>
+    </w:p>
+    <w:p>
+      <w:pPr>
+        <w:pStyle w:val="TOC2"/>
+        <w:tabs>
+          <w:tab w:val="right" w:leader="dot" w:pos="8624"/>
+        </w:tabs>
+        <w:rPr>
+          <w:rFonts w:asciiTheme="minorHAnsi" w:eastAsiaTheme="minorEastAsia" w:hAnsiTheme="minorHAnsi" w:hint="eastAsia"/>
+          <w:noProof/>
+          <w:kern w:val="2"/>
+          <w:sz w:val="22"/>
+          <w:szCs w:val="24"/>
+          <w:lang w:eastAsia="zh-CN"/>
+          <w14:ligatures w14:val="standardContextual"/>
+        </w:rPr>
+      </w:pPr>
+      <w:hyperlink w:anchor="_Toc235781004" w:history="1">
+        <w:r>
+          <w:rPr>
+            <w:rStyle w:val="aff9"/>
+            <w:noProof/>
+          </w:rPr>
+          <w:t>9.1 测试架构</w:t>
+        </w:r>
+        <w:r>
+          <w:rPr>
+            <w:rFonts w:hint="eastAsia"/>
+            <w:noProof/>
+            <w:webHidden/>
+          </w:rPr>
+          <w:tab/>
+        </w:r>
+        <w:r>
+          <w:rPr>
+            <w:rFonts w:hint="eastAsia"/>
+            <w:noProof/>
+            <w:webHidden/>
+          </w:rPr>
+          <w:fldChar w:fldCharType="begin"/>
+        </w:r>
+        <w:r>
+          <w:rPr>
+            <w:rFonts w:hint="eastAsia"/>
+            <w:noProof/>
+            <w:webHidden/>
+          </w:rPr>
+          <w:instrText xml:space="preserve"> </w:instrText>
+        </w:r>
+        <w:r>
+          <w:rPr>
+            <w:noProof/>
+            <w:webHidden/>
+          </w:rPr>
+          <w:instrText>PAGEREF _Toc235781004 \h</w:instrText>
+        </w:r>
+        <w:r>
+          <w:rPr>
+            <w:rFonts w:hint="eastAsia"/>
+            <w:noProof/>
+            <w:webHidden/>
+          </w:rPr>
+          <w:instrText xml:space="preserve"> </w:instrText>
+        </w:r>
+        <w:r>
+          <w:rPr>
+            <w:rFonts w:hint="eastAsia"/>
+            <w:noProof/>
+            <w:webHidden/>
+          </w:rPr>
+        </w:r>
+        <w:r>
+          <w:rPr>
+            <w:rFonts w:hint="eastAsia"/>
+            <w:noProof/>
+            <w:webHidden/>
+          </w:rPr>
+          <w:fldChar w:fldCharType="separate"/>
+        </w:r>
+        <w:r>
+          <w:rPr>
+            <w:rFonts w:hint="eastAsia"/>
+            <w:noProof/>
+            <w:webHidden/>
+          </w:rPr>
+          <w:t>25</w:t>
+        </w:r>
+        <w:r>
+          <w:rPr>
+            <w:rFonts w:hint="eastAsia"/>
+            <w:noProof/>
+            <w:webHidden/>
+          </w:rPr>
+          <w:fldChar w:fldCharType="end"/>
+        </w:r>
+      </w:hyperlink>
+    </w:p>
+    <w:p>
+      <w:pPr>
+        <w:pStyle w:val="TOC2"/>
+        <w:tabs>
+          <w:tab w:val="right" w:leader="dot" w:pos="8624"/>
+        </w:tabs>
+        <w:rPr>
+          <w:rFonts w:asciiTheme="minorHAnsi" w:eastAsiaTheme="minorEastAsia" w:hAnsiTheme="minorHAnsi" w:hint="eastAsia"/>
+          <w:noProof/>
+          <w:kern w:val="2"/>
+          <w:sz w:val="22"/>
+          <w:szCs w:val="24"/>
+          <w:lang w:eastAsia="zh-CN"/>
+          <w14:ligatures w14:val="standardContextual"/>
+        </w:rPr>
+      </w:pPr>
+      <w:hyperlink w:anchor="_Toc235781005" w:history="1">
+        <w:r>
+          <w:rPr>
+            <w:rStyle w:val="aff9"/>
+            <w:noProof/>
+          </w:rPr>
+          <w:t>9.2 测试目录结构</w:t>
+        </w:r>
+        <w:r>
+          <w:rPr>
+            <w:rFonts w:hint="eastAsia"/>
+            <w:noProof/>
+            <w:webHidden/>
+          </w:rPr>
+          <w:tab/>
+        </w:r>
+        <w:r>
+          <w:rPr>
+            <w:rFonts w:hint="eastAsia"/>
+            <w:noProof/>
+            <w:webHidden/>
+          </w:rPr>
+          <w:fldChar w:fldCharType="begin"/>
+        </w:r>
+        <w:r>
+          <w:rPr>
+            <w:rFonts w:hint="eastAsia"/>
+            <w:noProof/>
+            <w:webHidden/>
+          </w:rPr>
+          <w:instrText xml:space="preserve"> </w:instrText>
+        </w:r>
+        <w:r>
+          <w:rPr>
+            <w:noProof/>
+            <w:webHidden/>
+          </w:rPr>
+          <w:instrText>PAGEREF _Toc235781005 \h</w:instrText>
+        </w:r>
+        <w:r>
+          <w:rPr>
+            <w:rFonts w:hint="eastAsia"/>
+            <w:noProof/>
+            <w:webHidden/>
+          </w:rPr>
+          <w:instrText xml:space="preserve"> </w:instrText>
+        </w:r>
+        <w:r>
+          <w:rPr>
+            <w:rFonts w:hint="eastAsia"/>
+            <w:noProof/>
+            <w:webHidden/>
+          </w:rPr>
+        </w:r>
+        <w:r>
+          <w:rPr>
+            <w:rFonts w:hint="eastAsia"/>
+            <w:noProof/>
+            <w:webHidden/>
+          </w:rPr>
+          <w:fldChar w:fldCharType="separate"/>
+        </w:r>
+        <w:r>
+          <w:rPr>
+            <w:rFonts w:hint="eastAsia"/>
+            <w:noProof/>
+            <w:webHidden/>
+          </w:rPr>
+          <w:t>25</w:t>
+        </w:r>
+        <w:r>
+          <w:rPr>
+            <w:rFonts w:hint="eastAsia"/>
+            <w:noProof/>
+            <w:webHidden/>
+          </w:rPr>
+          <w:fldChar w:fldCharType="end"/>
+        </w:r>
+      </w:hyperlink>
+    </w:p>
+    <w:p>
+      <w:pPr>
+        <w:pStyle w:val="TOC2"/>
+        <w:tabs>
+          <w:tab w:val="right" w:leader="dot" w:pos="8624"/>
+        </w:tabs>
+        <w:rPr>
+          <w:rFonts w:asciiTheme="minorHAnsi" w:eastAsiaTheme="minorEastAsia" w:hAnsiTheme="minorHAnsi" w:hint="eastAsia"/>
+          <w:noProof/>
+          <w:kern w:val="2"/>
+          <w:sz w:val="22"/>
+          <w:szCs w:val="24"/>
+          <w:lang w:eastAsia="zh-CN"/>
+          <w14:ligatures w14:val="standardContextual"/>
+        </w:rPr>
+      </w:pPr>
+      <w:hyperlink w:anchor="_Toc235781006" w:history="1">
+        <w:r>
+          <w:rPr>
+            <w:rStyle w:val="aff9"/>
+            <w:noProof/>
+          </w:rPr>
+          <w:t>9.3 CI/CD持续集成</w:t>
+        </w:r>
+        <w:r>
+          <w:rPr>
+            <w:rFonts w:hint="eastAsia"/>
+            <w:noProof/>
+            <w:webHidden/>
+          </w:rPr>
+          <w:tab/>
+        </w:r>
+        <w:r>
+          <w:rPr>
+            <w:rFonts w:hint="eastAsia"/>
+            <w:noProof/>
+            <w:webHidden/>
+          </w:rPr>
+          <w:fldChar w:fldCharType="begin"/>
+        </w:r>
+        <w:r>
+          <w:rPr>
+            <w:rFonts w:hint="eastAsia"/>
+            <w:noProof/>
+            <w:webHidden/>
+          </w:rPr>
+          <w:instrText xml:space="preserve"> </w:instrText>
+        </w:r>
+        <w:r>
+          <w:rPr>
+            <w:noProof/>
+            <w:webHidden/>
+          </w:rPr>
+          <w:instrText>PAGEREF _Toc235781006 \h</w:instrText>
+        </w:r>
+        <w:r>
+          <w:rPr>
+            <w:rFonts w:hint="eastAsia"/>
+            <w:noProof/>
+            <w:webHidden/>
+          </w:rPr>
+          <w:instrText xml:space="preserve"> </w:instrText>
+        </w:r>
+        <w:r>
+          <w:rPr>
+            <w:rFonts w:hint="eastAsia"/>
+            <w:noProof/>
+            <w:webHidden/>
+          </w:rPr>
+        </w:r>
+        <w:r>
+          <w:rPr>
+            <w:rFonts w:hint="eastAsia"/>
+            <w:noProof/>
+            <w:webHidden/>
+          </w:rPr>
+          <w:fldChar w:fldCharType="separate"/>
+        </w:r>
+        <w:r>
+          <w:rPr>
+            <w:rFonts w:hint="eastAsia"/>
+            <w:noProof/>
+            <w:webHidden/>
+          </w:rPr>
+          <w:t>25</w:t>
+        </w:r>
+        <w:r>
+          <w:rPr>
+            <w:rFonts w:hint="eastAsia"/>
+            <w:noProof/>
+            <w:webHidden/>
+          </w:rPr>
+          <w:fldChar w:fldCharType="end"/>
+        </w:r>
+      </w:hyperlink>
+    </w:p>
+    <w:p>
+      <w:pPr>
+        <w:pStyle w:val="TOC2"/>
+        <w:tabs>
+          <w:tab w:val="right" w:leader="dot" w:pos="8624"/>
+        </w:tabs>
+        <w:rPr>
+          <w:rFonts w:asciiTheme="minorHAnsi" w:eastAsiaTheme="minorEastAsia" w:hAnsiTheme="minorHAnsi" w:hint="eastAsia"/>
+          <w:noProof/>
+          <w:kern w:val="2"/>
+          <w:sz w:val="22"/>
+          <w:szCs w:val="24"/>
+          <w:lang w:eastAsia="zh-CN"/>
+          <w14:ligatures w14:val="standardContextual"/>
+        </w:rPr>
+      </w:pPr>
+      <w:hyperlink w:anchor="_Toc235781007" w:history="1">
+        <w:r>
+          <w:rPr>
+            <w:rStyle w:val="aff9"/>
+            <w:noProof/>
+          </w:rPr>
+          <w:t>9.4 测试数据管理</w:t>
+        </w:r>
+        <w:r>
+          <w:rPr>
+            <w:rFonts w:hint="eastAsia"/>
+            <w:noProof/>
+            <w:webHidden/>
+          </w:rPr>
+          <w:tab/>
+        </w:r>
+        <w:r>
+          <w:rPr>
+            <w:rFonts w:hint="eastAsia"/>
+            <w:noProof/>
+            <w:webHidden/>
+          </w:rPr>
+          <w:fldChar w:fldCharType="begin"/>
+        </w:r>
+        <w:r>
+          <w:rPr>
+            <w:rFonts w:hint="eastAsia"/>
+            <w:noProof/>
+            <w:webHidden/>
+          </w:rPr>
+          <w:instrText xml:space="preserve"> </w:instrText>
+        </w:r>
+        <w:r>
+          <w:rPr>
+            <w:noProof/>
+            <w:webHidden/>
+          </w:rPr>
+          <w:instrText>PAGEREF _Toc235781007 \h</w:instrText>
+        </w:r>
+        <w:r>
+          <w:rPr>
+            <w:rFonts w:hint="eastAsia"/>
+            <w:noProof/>
+            <w:webHidden/>
+          </w:rPr>
+          <w:instrText xml:space="preserve"> </w:instrText>
+        </w:r>
+        <w:r>
+          <w:rPr>
+            <w:rFonts w:hint="eastAsia"/>
+            <w:noProof/>
+            <w:webHidden/>
+          </w:rPr>
+        </w:r>
+        <w:r>
+          <w:rPr>
+            <w:rFonts w:hint="eastAsia"/>
+            <w:noProof/>
+            <w:webHidden/>
+          </w:rPr>
+          <w:fldChar w:fldCharType="separate"/>
+        </w:r>
+        <w:r>
+          <w:rPr>
+            <w:rFonts w:hint="eastAsia"/>
+            <w:noProof/>
+            <w:webHidden/>
+          </w:rPr>
+          <w:t>26</w:t>
         </w:r>
         <w:r>
           <w:rPr>
@@ -6316,7 +6894,7 @@
           <w:lang w:eastAsia="zh-CN"/>
         </w:rPr>
       </w:pPr>
-      <w:bookmarkStart w:id="2" w:name="_Toc235777909"/>
+      <w:bookmarkStart w:id="2" w:name="_Toc235780945"/>
       <w:r>
         <w:rPr>
           <w:rFonts w:ascii="黑体" w:eastAsia="黑体" w:hAnsi="黑体"/>
@@ -6334,7 +6912,7 @@
           <w:lang w:eastAsia="zh-CN"/>
         </w:rPr>
       </w:pPr>
-      <w:bookmarkStart w:id="3" w:name="_Toc235777910"/>
+      <w:bookmarkStart w:id="3" w:name="_Toc235780946"/>
       <w:r>
         <w:rPr>
           <w:rFonts w:ascii="黑体" w:eastAsia="黑体" w:hAnsi="黑体"/>
@@ -6369,7 +6947,7 @@
           <w:lang w:eastAsia="zh-CN"/>
         </w:rPr>
       </w:pPr>
-      <w:bookmarkStart w:id="4" w:name="_Toc235777911"/>
+      <w:bookmarkStart w:id="4" w:name="_Toc235780947"/>
       <w:r>
         <w:rPr>
           <w:rFonts w:ascii="黑体" w:eastAsia="黑体" w:hAnsi="黑体"/>
@@ -6448,7 +7026,7 @@
       <w:pPr>
         <w:pStyle w:val="21"/>
       </w:pPr>
-      <w:bookmarkStart w:id="5" w:name="_Toc235777912"/>
+      <w:bookmarkStart w:id="5" w:name="_Toc235780948"/>
       <w:r>
         <w:rPr>
           <w:rFonts w:ascii="黑体" w:eastAsia="黑体" w:hAnsi="黑体"/>
@@ -7584,7 +8162,7 @@
       <w:pPr>
         <w:pStyle w:val="21"/>
       </w:pPr>
-      <w:bookmarkStart w:id="6" w:name="_Toc235777913"/>
+      <w:bookmarkStart w:id="6" w:name="_Toc235780949"/>
       <w:r>
         <w:rPr>
           <w:rFonts w:ascii="黑体" w:eastAsia="黑体" w:hAnsi="黑体"/>
@@ -8232,7 +8810,7 @@
           <w:lang w:eastAsia="zh-CN"/>
         </w:rPr>
       </w:pPr>
-      <w:bookmarkStart w:id="7" w:name="_Toc235777914"/>
+      <w:bookmarkStart w:id="7" w:name="_Toc235780950"/>
       <w:r>
         <w:rPr>
           <w:rFonts w:ascii="黑体" w:eastAsia="黑体" w:hAnsi="黑体"/>
@@ -8251,7 +8829,7 @@
           <w:lang w:eastAsia="zh-CN"/>
         </w:rPr>
       </w:pPr>
-      <w:bookmarkStart w:id="8" w:name="_Toc235777915"/>
+      <w:bookmarkStart w:id="8" w:name="_Toc235780951"/>
       <w:r>
         <w:rPr>
           <w:rFonts w:ascii="黑体" w:eastAsia="黑体" w:hAnsi="黑体"/>
@@ -8286,7 +8864,7 @@
           <w:lang w:eastAsia="zh-CN"/>
         </w:rPr>
       </w:pPr>
-      <w:bookmarkStart w:id="9" w:name="_Toc235777916"/>
+      <w:bookmarkStart w:id="9" w:name="_Toc235780952"/>
       <w:r>
         <w:rPr>
           <w:rFonts w:ascii="黑体" w:eastAsia="黑体" w:hAnsi="黑体"/>
@@ -8550,7 +9128,7 @@
           <w:lang w:eastAsia="zh-CN"/>
         </w:rPr>
       </w:pPr>
-      <w:bookmarkStart w:id="10" w:name="_Toc235777917"/>
+      <w:bookmarkStart w:id="10" w:name="_Toc235780953"/>
       <w:r>
         <w:rPr>
           <w:rFonts w:ascii="黑体" w:eastAsia="黑体" w:hAnsi="黑体"/>
@@ -8569,7 +9147,7 @@
           <w:lang w:eastAsia="zh-CN"/>
         </w:rPr>
       </w:pPr>
-      <w:bookmarkStart w:id="11" w:name="_Toc235777918"/>
+      <w:bookmarkStart w:id="11" w:name="_Toc235780954"/>
       <w:r>
         <w:rPr>
           <w:rFonts w:ascii="黑体" w:eastAsia="黑体" w:hAnsi="黑体"/>
@@ -8939,7 +9517,7 @@
       <w:pPr>
         <w:pStyle w:val="31"/>
       </w:pPr>
-      <w:bookmarkStart w:id="12" w:name="_Toc235777919"/>
+      <w:bookmarkStart w:id="12" w:name="_Toc235780955"/>
       <w:r>
         <w:rPr>
           <w:rFonts w:ascii="黑体" w:eastAsia="黑体" w:hAnsi="黑体"/>
@@ -9718,7 +10296,7 @@
       <w:pPr>
         <w:pStyle w:val="31"/>
       </w:pPr>
-      <w:bookmarkStart w:id="13" w:name="_Toc235777920"/>
+      <w:bookmarkStart w:id="13" w:name="_Toc235780956"/>
       <w:r>
         <w:rPr>
           <w:rFonts w:ascii="黑体" w:eastAsia="黑体" w:hAnsi="黑体"/>
@@ -11221,7 +11799,7 @@
       <w:pPr>
         <w:pStyle w:val="31"/>
       </w:pPr>
-      <w:bookmarkStart w:id="14" w:name="_Toc235777921"/>
+      <w:bookmarkStart w:id="14" w:name="_Toc235780957"/>
       <w:r>
         <w:rPr>
           <w:rFonts w:ascii="黑体" w:eastAsia="黑体" w:hAnsi="黑体"/>
@@ -12159,7 +12737,7 @@
       <w:pPr>
         <w:pStyle w:val="31"/>
       </w:pPr>
-      <w:bookmarkStart w:id="15" w:name="_Toc235777922"/>
+      <w:bookmarkStart w:id="15" w:name="_Toc235780958"/>
       <w:r>
         <w:rPr>
           <w:rFonts w:ascii="黑体" w:eastAsia="黑体" w:hAnsi="黑体"/>
@@ -13265,7 +13843,7 @@
       <w:pPr>
         <w:pStyle w:val="31"/>
       </w:pPr>
-      <w:bookmarkStart w:id="16" w:name="_Toc235777923"/>
+      <w:bookmarkStart w:id="16" w:name="_Toc235780959"/>
       <w:r>
         <w:rPr>
           <w:rFonts w:ascii="黑体" w:eastAsia="黑体" w:hAnsi="黑体"/>
@@ -14363,7 +14941,7 @@
       <w:pPr>
         <w:pStyle w:val="31"/>
       </w:pPr>
-      <w:bookmarkStart w:id="17" w:name="_Toc235777924"/>
+      <w:bookmarkStart w:id="17" w:name="_Toc235780960"/>
       <w:r>
         <w:rPr>
           <w:rFonts w:ascii="黑体" w:eastAsia="黑体" w:hAnsi="黑体"/>
@@ -15313,7 +15891,7 @@
       <w:pPr>
         <w:pStyle w:val="31"/>
       </w:pPr>
-      <w:bookmarkStart w:id="18" w:name="_Toc235777925"/>
+      <w:bookmarkStart w:id="18" w:name="_Toc235780961"/>
       <w:r>
         <w:rPr>
           <w:rFonts w:ascii="黑体" w:eastAsia="黑体" w:hAnsi="黑体"/>
@@ -16162,7 +16740,7 @@
       <w:pPr>
         <w:pStyle w:val="31"/>
       </w:pPr>
-      <w:bookmarkStart w:id="19" w:name="_Toc235777926"/>
+      <w:bookmarkStart w:id="19" w:name="_Toc235780962"/>
       <w:r>
         <w:rPr>
           <w:rFonts w:ascii="黑体" w:eastAsia="黑体" w:hAnsi="黑体"/>
@@ -16768,7 +17346,7 @@
       <w:pPr>
         <w:pStyle w:val="31"/>
       </w:pPr>
-      <w:bookmarkStart w:id="20" w:name="_Toc235777927"/>
+      <w:bookmarkStart w:id="20" w:name="_Toc235780963"/>
       <w:r>
         <w:rPr>
           <w:rFonts w:ascii="黑体" w:eastAsia="黑体" w:hAnsi="黑体"/>
@@ -17534,7 +18112,7 @@
       <w:pPr>
         <w:pStyle w:val="31"/>
       </w:pPr>
-      <w:bookmarkStart w:id="21" w:name="_Toc235777928"/>
+      <w:bookmarkStart w:id="21" w:name="_Toc235780964"/>
       <w:r>
         <w:rPr>
           <w:rFonts w:ascii="黑体" w:eastAsia="黑体" w:hAnsi="黑体"/>
@@ -18236,7 +18814,7 @@
       <w:pPr>
         <w:pStyle w:val="31"/>
       </w:pPr>
-      <w:bookmarkStart w:id="22" w:name="_Toc235777929"/>
+      <w:bookmarkStart w:id="22" w:name="_Toc235780965"/>
       <w:r>
         <w:rPr>
           <w:rFonts w:ascii="黑体" w:eastAsia="黑体" w:hAnsi="黑体"/>
@@ -19712,7 +20290,7 @@
       <w:pPr>
         <w:pStyle w:val="1"/>
       </w:pPr>
-      <w:bookmarkStart w:id="23" w:name="_Toc235777930"/>
+      <w:bookmarkStart w:id="23" w:name="_Toc235780966"/>
       <w:r>
         <w:rPr>
           <w:rFonts w:ascii="黑体" w:eastAsia="黑体" w:hAnsi="黑体"/>
@@ -19727,7 +20305,7 @@
       <w:pPr>
         <w:pStyle w:val="21"/>
       </w:pPr>
-      <w:bookmarkStart w:id="24" w:name="_Toc235777931"/>
+      <w:bookmarkStart w:id="24" w:name="_Toc235780967"/>
       <w:r>
         <w:rPr>
           <w:rFonts w:ascii="黑体" w:eastAsia="黑体" w:hAnsi="黑体"/>
@@ -19808,7 +20386,7 @@
       <w:pPr>
         <w:pStyle w:val="21"/>
       </w:pPr>
-      <w:bookmarkStart w:id="25" w:name="_Toc235777932"/>
+      <w:bookmarkStart w:id="25" w:name="_Toc235780968"/>
       <w:r>
         <w:rPr>
           <w:rFonts w:ascii="黑体" w:eastAsia="黑体" w:hAnsi="黑体"/>
@@ -21275,7 +21853,7 @@
       <w:pPr>
         <w:pStyle w:val="21"/>
       </w:pPr>
-      <w:bookmarkStart w:id="26" w:name="_Toc235777933"/>
+      <w:bookmarkStart w:id="26" w:name="_Toc235780969"/>
       <w:r>
         <w:rPr>
           <w:rFonts w:ascii="黑体" w:eastAsia="黑体" w:hAnsi="黑体"/>
@@ -21308,7 +21886,7 @@
       <w:pPr>
         <w:pStyle w:val="31"/>
       </w:pPr>
-      <w:bookmarkStart w:id="27" w:name="_Toc235777934"/>
+      <w:bookmarkStart w:id="27" w:name="_Toc235780970"/>
       <w:r>
         <w:rPr>
           <w:rFonts w:ascii="黑体" w:eastAsia="黑体" w:hAnsi="黑体"/>
@@ -21368,7 +21946,7 @@
       <w:pPr>
         <w:pStyle w:val="31"/>
       </w:pPr>
-      <w:bookmarkStart w:id="28" w:name="_Toc235777935"/>
+      <w:bookmarkStart w:id="28" w:name="_Toc235780971"/>
       <w:r>
         <w:rPr>
           <w:rFonts w:ascii="黑体" w:eastAsia="黑体" w:hAnsi="黑体"/>
@@ -21427,7 +22005,7 @@
       <w:pPr>
         <w:pStyle w:val="31"/>
       </w:pPr>
-      <w:bookmarkStart w:id="29" w:name="_Toc235777936"/>
+      <w:bookmarkStart w:id="29" w:name="_Toc235780972"/>
       <w:r>
         <w:rPr>
           <w:rFonts w:ascii="黑体" w:eastAsia="黑体" w:hAnsi="黑体"/>
@@ -21508,7 +22086,7 @@
       <w:pPr>
         <w:pStyle w:val="31"/>
       </w:pPr>
-      <w:bookmarkStart w:id="30" w:name="_Toc235777937"/>
+      <w:bookmarkStart w:id="30" w:name="_Toc235780973"/>
       <w:r>
         <w:rPr>
           <w:rFonts w:ascii="黑体" w:eastAsia="黑体" w:hAnsi="黑体"/>
@@ -21578,7 +22156,7 @@
       <w:pPr>
         <w:pStyle w:val="31"/>
       </w:pPr>
-      <w:bookmarkStart w:id="31" w:name="_Toc235777938"/>
+      <w:bookmarkStart w:id="31" w:name="_Toc235780974"/>
       <w:r>
         <w:rPr>
           <w:rFonts w:ascii="黑体" w:eastAsia="黑体" w:hAnsi="黑体"/>
@@ -21626,7 +22204,7 @@
       <w:pPr>
         <w:pStyle w:val="31"/>
       </w:pPr>
-      <w:bookmarkStart w:id="32" w:name="_Toc235777939"/>
+      <w:bookmarkStart w:id="32" w:name="_Toc235780975"/>
       <w:r>
         <w:rPr>
           <w:rFonts w:ascii="黑体" w:eastAsia="黑体" w:hAnsi="黑体"/>
@@ -21708,7 +22286,7 @@
       <w:pPr>
         <w:pStyle w:val="31"/>
       </w:pPr>
-      <w:bookmarkStart w:id="33" w:name="_Toc235777940"/>
+      <w:bookmarkStart w:id="33" w:name="_Toc235780976"/>
       <w:r>
         <w:rPr>
           <w:rFonts w:ascii="黑体" w:eastAsia="黑体" w:hAnsi="黑体"/>
@@ -21756,7 +22334,7 @@
       <w:pPr>
         <w:pStyle w:val="31"/>
       </w:pPr>
-      <w:bookmarkStart w:id="34" w:name="_Toc235777941"/>
+      <w:bookmarkStart w:id="34" w:name="_Toc235780977"/>
       <w:r>
         <w:rPr>
           <w:rFonts w:ascii="黑体" w:eastAsia="黑体" w:hAnsi="黑体"/>
@@ -21825,7 +22403,7 @@
       <w:pPr>
         <w:pStyle w:val="1"/>
       </w:pPr>
-      <w:bookmarkStart w:id="35" w:name="_Toc235777942"/>
+      <w:bookmarkStart w:id="35" w:name="_Toc235780978"/>
       <w:r>
         <w:rPr>
           <w:rFonts w:ascii="黑体" w:eastAsia="黑体" w:hAnsi="黑体"/>
@@ -21840,7 +22418,7 @@
       <w:pPr>
         <w:pStyle w:val="21"/>
       </w:pPr>
-      <w:bookmarkStart w:id="36" w:name="_Toc235777943"/>
+      <w:bookmarkStart w:id="36" w:name="_Toc235780979"/>
       <w:r>
         <w:rPr>
           <w:rFonts w:ascii="黑体" w:eastAsia="黑体" w:hAnsi="黑体"/>
@@ -22014,7 +22592,7 @@
       <w:pPr>
         <w:pStyle w:val="21"/>
       </w:pPr>
-      <w:bookmarkStart w:id="37" w:name="_Toc235777944"/>
+      <w:bookmarkStart w:id="37" w:name="_Toc235780980"/>
       <w:r>
         <w:rPr>
           <w:rFonts w:ascii="黑体" w:eastAsia="黑体" w:hAnsi="黑体"/>
@@ -22128,7 +22706,7 @@
       <w:pPr>
         <w:pStyle w:val="21"/>
       </w:pPr>
-      <w:bookmarkStart w:id="38" w:name="_Toc235777945"/>
+      <w:bookmarkStart w:id="38" w:name="_Toc235780981"/>
       <w:r>
         <w:rPr>
           <w:rFonts w:ascii="黑体" w:eastAsia="黑体" w:hAnsi="黑体"/>
@@ -22176,7 +22754,7 @@
       <w:pPr>
         <w:pStyle w:val="21"/>
       </w:pPr>
-      <w:bookmarkStart w:id="39" w:name="_Toc235777946"/>
+      <w:bookmarkStart w:id="39" w:name="_Toc235780982"/>
       <w:r>
         <w:rPr>
           <w:rFonts w:ascii="黑体" w:eastAsia="黑体" w:hAnsi="黑体"/>
@@ -22233,7 +22811,7 @@
       <w:pPr>
         <w:pStyle w:val="1"/>
       </w:pPr>
-      <w:bookmarkStart w:id="40" w:name="_Toc235777947"/>
+      <w:bookmarkStart w:id="40" w:name="_Toc235780983"/>
       <w:r>
         <w:rPr>
           <w:rFonts w:ascii="黑体" w:eastAsia="黑体" w:hAnsi="黑体"/>
@@ -22248,7 +22826,7 @@
       <w:pPr>
         <w:pStyle w:val="21"/>
       </w:pPr>
-      <w:bookmarkStart w:id="41" w:name="_Toc235777948"/>
+      <w:bookmarkStart w:id="41" w:name="_Toc235780984"/>
       <w:r>
         <w:rPr>
           <w:rFonts w:ascii="黑体" w:eastAsia="黑体" w:hAnsi="黑体"/>
@@ -23197,7 +23775,7 @@
       <w:pPr>
         <w:pStyle w:val="21"/>
       </w:pPr>
-      <w:bookmarkStart w:id="42" w:name="_Toc235777949"/>
+      <w:bookmarkStart w:id="42" w:name="_Toc235780985"/>
       <w:r>
         <w:rPr>
           <w:rFonts w:ascii="黑体" w:eastAsia="黑体" w:hAnsi="黑体"/>
@@ -23452,7 +24030,7 @@
       <w:pPr>
         <w:pStyle w:val="21"/>
       </w:pPr>
-      <w:bookmarkStart w:id="43" w:name="_Toc235777950"/>
+      <w:bookmarkStart w:id="43" w:name="_Toc235780986"/>
       <w:r>
         <w:rPr>
           <w:rFonts w:ascii="黑体" w:eastAsia="黑体" w:hAnsi="黑体"/>
@@ -23756,7 +24334,7 @@
       <w:pPr>
         <w:pStyle w:val="21"/>
       </w:pPr>
-      <w:bookmarkStart w:id="44" w:name="_Toc235777951"/>
+      <w:bookmarkStart w:id="44" w:name="_Toc235780987"/>
       <w:r>
         <w:rPr>
           <w:rFonts w:ascii="黑体" w:eastAsia="黑体" w:hAnsi="黑体"/>
@@ -23825,7 +24403,7 @@
       <w:pPr>
         <w:pStyle w:val="1"/>
       </w:pPr>
-      <w:bookmarkStart w:id="45" w:name="_Toc235777952"/>
+      <w:bookmarkStart w:id="45" w:name="_Toc235780988"/>
       <w:r>
         <w:rPr>
           <w:rFonts w:ascii="黑体" w:eastAsia="黑体" w:hAnsi="黑体"/>
@@ -23840,7 +24418,7 @@
       <w:pPr>
         <w:pStyle w:val="21"/>
       </w:pPr>
-      <w:bookmarkStart w:id="46" w:name="_Toc235777953"/>
+      <w:bookmarkStart w:id="46" w:name="_Toc235780989"/>
       <w:r>
         <w:rPr>
           <w:rFonts w:ascii="黑体" w:eastAsia="黑体" w:hAnsi="黑体"/>
@@ -24567,7 +25145,7 @@
       <w:pPr>
         <w:pStyle w:val="31"/>
       </w:pPr>
-      <w:bookmarkStart w:id="47" w:name="_Toc235777954"/>
+      <w:bookmarkStart w:id="47" w:name="_Toc235780990"/>
       <w:r>
         <w:rPr>
           <w:rFonts w:ascii="黑体" w:eastAsia="黑体" w:hAnsi="黑体"/>
@@ -24617,7 +25195,7 @@
       <w:pPr>
         <w:pStyle w:val="31"/>
       </w:pPr>
-      <w:bookmarkStart w:id="48" w:name="_Toc235777955"/>
+      <w:bookmarkStart w:id="48" w:name="_Toc235780991"/>
       <w:r>
         <w:rPr>
           <w:rFonts w:ascii="黑体" w:eastAsia="黑体" w:hAnsi="黑体"/>
@@ -24687,7 +25265,7 @@
       <w:pPr>
         <w:pStyle w:val="21"/>
       </w:pPr>
-      <w:bookmarkStart w:id="49" w:name="_Toc235777956"/>
+      <w:bookmarkStart w:id="49" w:name="_Toc235780992"/>
       <w:r>
         <w:rPr>
           <w:rFonts w:ascii="黑体" w:eastAsia="黑体" w:hAnsi="黑体"/>
@@ -25297,7 +25875,7 @@
       <w:pPr>
         <w:pStyle w:val="21"/>
       </w:pPr>
-      <w:bookmarkStart w:id="50" w:name="_Toc235777957"/>
+      <w:bookmarkStart w:id="50" w:name="_Toc235780993"/>
       <w:r>
         <w:rPr>
           <w:rFonts w:ascii="黑体" w:eastAsia="黑体" w:hAnsi="黑体"/>
@@ -25770,7 +26348,7 @@
       <w:pPr>
         <w:pStyle w:val="1"/>
       </w:pPr>
-      <w:bookmarkStart w:id="51" w:name="_Toc235777958"/>
+      <w:bookmarkStart w:id="51" w:name="_Toc235780994"/>
       <w:r>
         <w:rPr>
           <w:rFonts w:ascii="黑体" w:eastAsia="黑体" w:hAnsi="黑体"/>
@@ -25785,7 +26363,7 @@
       <w:pPr>
         <w:pStyle w:val="21"/>
       </w:pPr>
-      <w:bookmarkStart w:id="52" w:name="_Toc235777959"/>
+      <w:bookmarkStart w:id="52" w:name="_Toc235780995"/>
       <w:r>
         <w:rPr>
           <w:rFonts w:ascii="黑体" w:eastAsia="黑体" w:hAnsi="黑体"/>
@@ -25833,7 +26411,7 @@
       <w:pPr>
         <w:pStyle w:val="21"/>
       </w:pPr>
-      <w:bookmarkStart w:id="53" w:name="_Toc235777960"/>
+      <w:bookmarkStart w:id="53" w:name="_Toc235780996"/>
       <w:r>
         <w:rPr>
           <w:rFonts w:ascii="黑体" w:eastAsia="黑体" w:hAnsi="黑体"/>
@@ -25881,7 +26459,7 @@
       <w:pPr>
         <w:pStyle w:val="21"/>
       </w:pPr>
-      <w:bookmarkStart w:id="54" w:name="_Toc235777961"/>
+      <w:bookmarkStart w:id="54" w:name="_Toc235780997"/>
       <w:r>
         <w:rPr>
           <w:rFonts w:ascii="黑体" w:eastAsia="黑体" w:hAnsi="黑体"/>
@@ -25939,7 +26517,7 @@
       <w:pPr>
         <w:pStyle w:val="1"/>
       </w:pPr>
-      <w:bookmarkStart w:id="55" w:name="_Toc235777962"/>
+      <w:bookmarkStart w:id="55" w:name="_Toc235780998"/>
       <w:r>
         <w:rPr>
           <w:rFonts w:ascii="黑体" w:eastAsia="黑体" w:hAnsi="黑体"/>
@@ -25954,7 +26532,7 @@
       <w:pPr>
         <w:pStyle w:val="21"/>
       </w:pPr>
-      <w:bookmarkStart w:id="56" w:name="_Toc235777963"/>
+      <w:bookmarkStart w:id="56" w:name="_Toc235780999"/>
       <w:r>
         <w:rPr>
           <w:rFonts w:ascii="黑体" w:eastAsia="黑体" w:hAnsi="黑体"/>
@@ -26371,7 +26949,7 @@
       <w:pPr>
         <w:pStyle w:val="21"/>
       </w:pPr>
-      <w:bookmarkStart w:id="57" w:name="_Toc235777964"/>
+      <w:bookmarkStart w:id="57" w:name="_Toc235781000"/>
       <w:r>
         <w:rPr>
           <w:rFonts w:ascii="黑体" w:eastAsia="黑体" w:hAnsi="黑体"/>
@@ -26822,7 +27400,7 @@
       <w:pPr>
         <w:pStyle w:val="21"/>
       </w:pPr>
-      <w:bookmarkStart w:id="58" w:name="_Toc235777965"/>
+      <w:bookmarkStart w:id="58" w:name="_Toc235781001"/>
       <w:r>
         <w:rPr>
           <w:rFonts w:ascii="黑体" w:eastAsia="黑体" w:hAnsi="黑体"/>
@@ -26914,7 +27492,7 @@
       <w:pPr>
         <w:pStyle w:val="21"/>
       </w:pPr>
-      <w:bookmarkStart w:id="59" w:name="_Toc235777966"/>
+      <w:bookmarkStart w:id="59" w:name="_Toc235781002"/>
       <w:r>
         <w:rPr>
           <w:rFonts w:ascii="黑体" w:eastAsia="黑体" w:hAnsi="黑体"/>
@@ -26989,6 +27567,338 @@
       </w:pPr>
       <w:r>
         <w:t>6）Ant Design官方文档：https://ant.design/</w:t>
+      </w:r>
+    </w:p>
+    <w:p>
+      <w:pPr>
+        <w:pStyle w:val="1"/>
+      </w:pPr>
+      <w:bookmarkStart w:id="60" w:name="_Toc235781003"/>
+      <w:r>
+        <w:lastRenderedPageBreak/>
+        <w:t xml:space="preserve">9 </w:t>
+      </w:r>
+      <w:r>
+        <w:t>测试体系设计</w:t>
+      </w:r>
+      <w:bookmarkEnd w:id="60"/>
+    </w:p>
+    <w:p>
+      <w:pPr>
+        <w:pStyle w:val="21"/>
+      </w:pPr>
+      <w:bookmarkStart w:id="61" w:name="_Toc235781004"/>
+      <w:r>
+        <w:rPr>
+          <w:sz w:val="24"/>
+        </w:rPr>
+        <w:t xml:space="preserve">9.1 </w:t>
+      </w:r>
+      <w:r>
+        <w:rPr>
+          <w:sz w:val="24"/>
+        </w:rPr>
+        <w:t>测试架构</w:t>
+      </w:r>
+      <w:bookmarkEnd w:id="61"/>
+    </w:p>
+    <w:p>
+      <w:pPr>
+        <w:rPr>
+          <w:rFonts w:hint="eastAsia"/>
+        </w:rPr>
+      </w:pPr>
+      <w:r>
+        <w:t>系统采用三层测试架构：</w:t>
+      </w:r>
+    </w:p>
+    <w:p>
+      <w:pPr>
+        <w:pStyle w:val="a0"/>
+        <w:rPr>
+          <w:rFonts w:hint="eastAsia"/>
+        </w:rPr>
+      </w:pPr>
+      <w:r>
+        <w:t>单元测试层（tests/core/, tests/services/）：验证核心算法、服务逻辑、状态机</w:t>
+      </w:r>
+    </w:p>
+    <w:p>
+      <w:pPr>
+        <w:pStyle w:val="a0"/>
+        <w:rPr>
+          <w:rFonts w:hint="eastAsia"/>
+        </w:rPr>
+      </w:pPr>
+      <w:r>
+        <w:t>集成测试层（tests/api/）：通过ASGI transport直接测试FastAPI端点</w:t>
+      </w:r>
+    </w:p>
+    <w:p>
+      <w:pPr>
+        <w:pStyle w:val="a0"/>
+        <w:rPr>
+          <w:rFonts w:hint="eastAsia"/>
+        </w:rPr>
+      </w:pPr>
+      <w:r>
+        <w:t>前端测试层（frontend/src/.../__tests__/）：渲染验证、交互验证、API mock</w:t>
+      </w:r>
+    </w:p>
+    <w:p>
+      <w:pPr>
+        <w:pStyle w:val="21"/>
+      </w:pPr>
+      <w:bookmarkStart w:id="62" w:name="_Toc235781005"/>
+      <w:r>
+        <w:rPr>
+          <w:sz w:val="24"/>
+        </w:rPr>
+        <w:t xml:space="preserve">9.2 </w:t>
+      </w:r>
+      <w:r>
+        <w:rPr>
+          <w:sz w:val="24"/>
+        </w:rPr>
+        <w:t>测试目录结构</w:t>
+      </w:r>
+      <w:bookmarkEnd w:id="62"/>
+    </w:p>
+    <w:p>
+      <w:pPr>
+        <w:rPr>
+          <w:rFonts w:hint="eastAsia"/>
+        </w:rPr>
+      </w:pPr>
+      <w:r>
+        <w:t>项目测试代码组织如下：</w:t>
+      </w:r>
+    </w:p>
+    <w:p>
+      <w:pPr>
+        <w:rPr>
+          <w:rFonts w:hint="eastAsia"/>
+        </w:rPr>
+      </w:pPr>
+      <w:r>
+        <w:t>tests/</w:t>
+      </w:r>
+      <w:r>
+        <w:br/>
+        <w:t>├── conftest.py                  # pytest公共fixture（自动检测PostgreSQL、跳过集成测试）</w:t>
+      </w:r>
+      <w:r>
+        <w:br/>
+        <w:t>├── pyproject.toml               # pytest配置（标记分类、覆盖率设置）</w:t>
+      </w:r>
+      <w:r>
+        <w:br/>
+        <w:t>├── core/</w:t>
+      </w:r>
+      <w:r>
+        <w:br/>
+        <w:t>│   └── test_security.py         # 安全模块测试（12个用例）</w:t>
+      </w:r>
+      <w:r>
+        <w:br/>
+        <w:t>├── api/</w:t>
+      </w:r>
+      <w:r>
+        <w:br/>
+        <w:t>│   └── test_api.py              # API端点集成测试（10个用例）</w:t>
+      </w:r>
+      <w:r>
+        <w:br/>
+        <w:t>├── services/</w:t>
+      </w:r>
+      <w:r>
+        <w:br/>
+        <w:t>│   ├── test_services.py         # 服务层基础测试（14个用例）</w:t>
+      </w:r>
+      <w:r>
+        <w:br/>
+        <w:t>│   └── test_services_extended.py # 服务层扩展测试（35个用例）</w:t>
+      </w:r>
+      <w:r>
+        <w:br/>
+      </w:r>
+      <w:r>
+        <w:br/>
+        <w:t>frontend/src/</w:t>
+      </w:r>
+      <w:r>
+        <w:br/>
+        <w:t>├── test/                        # 前端测试配置</w:t>
+      </w:r>
+      <w:r>
+        <w:br/>
+        <w:t>│   ├── setup.ts                 # vitest全局设置（matchMedia mock）</w:t>
+      </w:r>
+      <w:r>
+        <w:br/>
+        <w:t>│   ├── test-utils.tsx            # 自定义render（含MemoryRouter）</w:t>
+      </w:r>
+      <w:r>
+        <w:br/>
+        <w:t>│   └── api.test.ts              # API服务层测试</w:t>
+      </w:r>
+      <w:r>
+        <w:br/>
+        <w:t>├── components/__tests__/        # 通用组件测试</w:t>
+      </w:r>
+      <w:r>
+        <w:br/>
+        <w:t>│   └── MapView.test.tsx</w:t>
+      </w:r>
+      <w:r>
+        <w:br/>
+        <w:t>└── pages/*/__tests__/           # 10个页面测试</w:t>
+      </w:r>
+    </w:p>
+    <w:p>
+      <w:pPr>
+        <w:pStyle w:val="21"/>
+      </w:pPr>
+      <w:bookmarkStart w:id="63" w:name="_Toc235781006"/>
+      <w:r>
+        <w:rPr>
+          <w:sz w:val="24"/>
+        </w:rPr>
+        <w:t>9.3 CI/CD</w:t>
+      </w:r>
+      <w:r>
+        <w:rPr>
+          <w:sz w:val="24"/>
+        </w:rPr>
+        <w:t>持续集成</w:t>
+      </w:r>
+      <w:bookmarkEnd w:id="63"/>
+    </w:p>
+    <w:p>
+      <w:pPr>
+        <w:rPr>
+          <w:rFonts w:hint="eastAsia"/>
+        </w:rPr>
+      </w:pPr>
+      <w:r>
+        <w:t>通过GitHub Actions实现自动化测试流水线（.github/workflows/test.yml）：</w:t>
+      </w:r>
+    </w:p>
+    <w:p>
+      <w:pPr>
+        <w:pStyle w:val="a0"/>
+        <w:rPr>
+          <w:rFonts w:hint="eastAsia"/>
+        </w:rPr>
+      </w:pPr>
+      <w:r>
+        <w:t>backend-test Job：启动PostgreSQL服务容器 → 安装Python依赖 → 运行pytest全量测试</w:t>
+      </w:r>
+    </w:p>
+    <w:p>
+      <w:pPr>
+        <w:pStyle w:val="a0"/>
+        <w:rPr>
+          <w:rFonts w:hint="eastAsia"/>
+        </w:rPr>
+      </w:pPr>
+      <w:r>
+        <w:t>frontend-test Job：安装Node.js依赖 → 运行vitest全量测试</w:t>
+      </w:r>
+    </w:p>
+    <w:p>
+      <w:pPr>
+        <w:pStyle w:val="a0"/>
+        <w:rPr>
+          <w:rFonts w:hint="eastAsia"/>
+        </w:rPr>
+      </w:pPr>
+      <w:r>
+        <w:t>触发条件：push到main分支、pull_request到main分支</w:t>
+      </w:r>
+    </w:p>
+    <w:p>
+      <w:pPr>
+        <w:pStyle w:val="a0"/>
+        <w:rPr>
+          <w:rFonts w:hint="eastAsia"/>
+        </w:rPr>
+      </w:pPr>
+      <w:r>
+        <w:t>测试报告自动上传为GitHub Actions artifact</w:t>
+      </w:r>
+    </w:p>
+    <w:p>
+      <w:pPr>
+        <w:pStyle w:val="21"/>
+      </w:pPr>
+      <w:bookmarkStart w:id="64" w:name="_Toc235781007"/>
+      <w:r>
+        <w:rPr>
+          <w:sz w:val="24"/>
+        </w:rPr>
+        <w:lastRenderedPageBreak/>
+        <w:t xml:space="preserve">9.4 </w:t>
+      </w:r>
+      <w:r>
+        <w:rPr>
+          <w:sz w:val="24"/>
+        </w:rPr>
+        <w:t>测试数据管理</w:t>
+      </w:r>
+      <w:bookmarkEnd w:id="64"/>
+    </w:p>
+    <w:p>
+      <w:pPr>
+        <w:rPr>
+          <w:rFonts w:hint="eastAsia"/>
+        </w:rPr>
+      </w:pPr>
+      <w:r>
+        <w:t>单元测试使用mock数据，不依赖外部数据库：</w:t>
+      </w:r>
+    </w:p>
+    <w:p>
+      <w:pPr>
+        <w:pStyle w:val="a0"/>
+        <w:rPr>
+          <w:rFonts w:hint="eastAsia"/>
+        </w:rPr>
+      </w:pPr>
+      <w:r>
+        <w:t>SQLAlchemy AsyncSession使用unittest.mock.AsyncMock替换</w:t>
+      </w:r>
+    </w:p>
+    <w:p>
+      <w:pPr>
+        <w:pStyle w:val="a0"/>
+        <w:rPr>
+          <w:rFonts w:hint="eastAsia"/>
+        </w:rPr>
+      </w:pPr>
+      <w:r>
+        <w:t>外部API调用使用unittest.mock.patch拦截</w:t>
+      </w:r>
+    </w:p>
+    <w:p>
+      <w:pPr>
+        <w:pStyle w:val="a0"/>
+        <w:rPr>
+          <w:rFonts w:hint="eastAsia"/>
+        </w:rPr>
+      </w:pPr>
+      <w:r>
+        <w:t>前端API请求使用vi.mock()替换mock返回值</w:t>
+      </w:r>
+    </w:p>
+    <w:p>
+      <w:pPr>
+        <w:rPr>
+          <w:rFonts w:hint="eastAsia"/>
+        </w:rPr>
+      </w:pPr>
+      <w:r>
+        <w:t>集成测试使用PostgreSQL服务容器（GitHub Actions自动提供），测试完成后数据自动销毁。</w:t>
       </w:r>
     </w:p>
     <w:sectPr>
